--- a/metaanalysis/paper_v3_scoping/split/02_body.docx
+++ b/metaanalysis/paper_v3_scoping/split/02_body.docx
@@ -1207,7 +1207,7 @@
           <w:rFonts w:ascii="Times New Roman" w:hAnsi="Times New Roman" w:eastAsia="Times New Roman"/>
           <w:sz w:val="24"/>
         </w:rPr>
-        <w:t>The present scoping review with exploratory quantitative synthesis is, to our knowledge, the first quantitative synthesis of the association between Big Five personality traits and academic achievement that focuses specifically on online learning environments. Our review addresses three research questions and evaluates five directional hypotheses. The research questions are as follows. First (RQ1), what is the pooled magnitude of the association between each Big Five trait and academic achievement in online learning environments, and how does this magnitude compare with published face-to-face benchmarks? Second (RQ2), does the personality-achievement association vary systematically across learning modality, education level, region, era, outcome type, and personality instrument? Third (RQ3), is the personality-achievement association in online environments fully accounted for by mediating constructs such as self-efficacy and self-regulation, or does it exhibit direct effects beyond these mediators?</w:t>
+        <w:t>The present scoping review with exploratory quantitative synthesis is, to our knowledge, the first scoping mapping of the association between Big Five personality traits and academic achievement that focuses specifically on online learning environments. Consistent with PRISMA-ScR convention (Tricco et al., 2018), the review is organised around mapping questions and directional priors rather than around hypothesis tests. Three mapping questions are addressed. First (MQ1), how large is the available pooled estimate of the association between each Big Five trait and academic achievement in online learning environments within the mappable evidence base, and how does this estimate compare with published face-to-face benchmarks? Second (MQ2), does the association vary descriptively across learning modality, education level, region, era, outcome type, and personality instrument within the mappable evidence base? Third (MQ3), is the personality-achievement association in online environments fully accounted for by mediating constructs such as self-efficacy and self-regulation, or does it exhibit direct effects beyond these mediators? Because the evidence base is small and the executed search is incomplete relative to the pre-registered information-source plan, all three mapping questions are addressed descriptively rather than as confirmatory tests.</w:t>
       </w:r>
     </w:p>
     <w:p>
@@ -1220,7 +1220,7 @@
           <w:rFonts w:ascii="Times New Roman" w:hAnsi="Times New Roman" w:eastAsia="Times New Roman"/>
           <w:sz w:val="24"/>
         </w:rPr>
-        <w:t xml:space="preserve">Five directional hypotheses, pre-specified in the OSF registration (https://osf.io/e5w47/), are evaluated. Hypothesis 1 (H1) states that Conscientiousness will show the strongest positive pooled correlation with academic achievement in online learning environments, with an expected pooled </w:t>
+        <w:t xml:space="preserve">Five directional priors, pre-specified in the OSF registration (https://osf.io/e5w47/) as hypotheses, are reframed here as mapping priors (MP1 through MP5) that describe expectations against which the mapped evidence can be compared descriptively. Mapping Prior 1 (MP1) states that Conscientiousness is expected to show the strongest positive pooled correlation with academic achievement in online learning environments, with an expected pooled </w:t>
       </w:r>
       <w:r>
         <w:rPr>
@@ -1235,7 +1235,7 @@
           <w:rFonts w:ascii="Times New Roman" w:hAnsi="Times New Roman" w:eastAsia="Times New Roman"/>
           <w:sz w:val="24"/>
         </w:rPr>
-        <w:t xml:space="preserve"> of .20 to .35, consistent with the face-to-face benchmarks reviewed above and potentially amplified in Asian samples. Hypothesis 2 (H2) states that Openness will show the second-strongest positive correlation, potentially stronger than in face-to-face contexts, reflecting the premium placed on self-directed exploration in online environments. Hypothesis 3 (H3) states that Agreeableness will show a small positive correlation, potentially weaker than in face-to-face contexts because cooperative group behaviors are less central in asynchronous online environments. Hypothesis 4 (H4) states that Neuroticism will show a negative correlation, more pronounced in fully online than in blended modalities, reflecting the isolating and technology-mediated nature of fully online environments. Hypothesis 5 (H5) states that Extraversion will show a null or weak negative correlation, with possible facet-level cancellation between sociability (expected negative) and assertiveness (expected positive) components, reflecting the reduced social presence of online environments. Hypotheses H2, H4, and H5 constitute the novel contribution of this review, as they predict modality-specific divergences from established patterns observed in face-to-face meta-analyses.</w:t>
+        <w:t xml:space="preserve"> of .20 to .35, consistent with the face-to-face benchmarks reviewed above and potentially amplified in Asian samples. Mapping Prior 2 (MP2) states that Openness is expected to show the second-strongest positive correlation, potentially stronger than in face-to-face contexts, reflecting the premium placed on self-directed exploration in online environments. Mapping Prior 3 (MP3) states that Agreeableness is expected to show a small positive correlation, potentially weaker than in face-to-face contexts because cooperative group behaviors are less central in asynchronous online environments. Mapping Prior 4 (MP4) states that Neuroticism is expected to show a negative correlation, more pronounced in fully online than in blended modalities, reflecting the isolating and technology-mediated nature of fully online environments. Mapping Prior 5 (MP5) states that Extraversion is expected to show a null or weak negative correlation, with possible facet-level cancellation between sociability (expected negative) and assertiveness (expected positive) components, reflecting the reduced social presence of online environments. Mapping Priors MP2, MP4, and MP5 constitute the modality-specific contribution of this review, as they describe expected modality-related divergences from established patterns observed in face-to-face meta-analyses; the review evaluates the available evidence descriptively against these priors rather than performing formal hypothesis tests.</w:t>
       </w:r>
     </w:p>
     <w:p>
@@ -2372,7 +2372,7 @@
         <w:spacing w:line="480" w:lineRule="auto" w:before="0" w:after="0"/>
       </w:pPr>
       <w:r>
-        <w:t>Confidence in Cumulative Evidence (GRADE)</w:t>
+        <w:t>Completeness-of-Evidence Mapping (adapted from GRADE)</w:t>
       </w:r>
     </w:p>
     <w:p>
@@ -2385,7 +2385,7 @@
           <w:rFonts w:ascii="Times New Roman" w:hAnsi="Times New Roman" w:eastAsia="Times New Roman"/>
           <w:sz w:val="24"/>
         </w:rPr>
-        <w:t xml:space="preserve">The confidence in the cumulative evidence per Big Five trait was assessed using an adaptation of the GRADE framework for observational correlational syntheses (Schünemann et al., 2019). Five domains were evaluated: risk of bias (downgrade if the mean JBI aggregate score across included studies was below 5), inconsistency (downgrade if </w:t>
+        <w:t xml:space="preserve">The confidence in the cumulative evidence per Big Five trait was assessed using an adaptation of the GRADE framework — re-framed as a completeness-of-evidence mapping for this scoping review — for observational correlational syntheses (Schünemann et al., 2019). Five domains were evaluated: risk of bias (downgrade if the mean JBI aggregate score across included studies was below 5), inconsistency (downgrade if </w:t>
       </w:r>
       <w:r>
         <w:rPr>
@@ -3146,7 +3146,7 @@
           <w:rFonts w:ascii="Times New Roman" w:hAnsi="Times New Roman" w:eastAsia="Times New Roman"/>
           <w:sz w:val="24"/>
         </w:rPr>
-        <w:t xml:space="preserve"> = .167 (95% CI [.089, .243], 95% PI [−.020, .343]), partially supporting Hypothesis 1 (H1: expected </w:t>
+        <w:t xml:space="preserve"> = .167 (95% CI [.089, .243], 95% PI [−.020, .343]), partially consistent with Mapping Prior 1 (H1: expected </w:t>
       </w:r>
       <w:r>
         <w:rPr>
@@ -3161,7 +3161,7 @@
           <w:rFonts w:ascii="Times New Roman" w:hAnsi="Times New Roman" w:eastAsia="Times New Roman"/>
           <w:sz w:val="24"/>
         </w:rPr>
-        <w:t xml:space="preserve"> = .20–.35). The point estimate was the largest of the five Big Five traits in the present synthesis, confirming the ordinal prediction of H1, but its magnitude was somewhat below the face-to-face benchmark range of </w:t>
+        <w:t xml:space="preserve"> = .20–.35). The point estimate was the largest of the five Big Five traits in the present synthesis, consistent with the descriptive direction of MP1, but its magnitude was somewhat below the face-to-face benchmark range of </w:t>
       </w:r>
       <w:r>
         <w:rPr>
@@ -3472,7 +3472,7 @@
           <w:rFonts w:ascii="Times New Roman" w:hAnsi="Times New Roman" w:eastAsia="Times New Roman"/>
           <w:sz w:val="24"/>
         </w:rPr>
-        <w:t xml:space="preserve"> = .002 (95% CI [−.076, .080]). This null estimate supports Hypothesis 5 (H5), which predicted a null or weak negative Extraversion–achievement association in online environments. Notably, the direct negative effect reported by Rivers (2021; </w:t>
+        <w:t xml:space="preserve"> = .002 (95% CI [−.076, .080]). This null estimate supports Mapping Prior 5 (MP5), which predicted a null or weak negative Extraversion–achievement association in online environments. Notably, the direct negative effect reported by Rivers (2021; </w:t>
       </w:r>
       <w:r>
         <w:rPr>
@@ -3620,7 +3620,7 @@
           <w:rFonts w:ascii="Times New Roman" w:hAnsi="Times New Roman" w:eastAsia="Times New Roman"/>
           <w:sz w:val="24"/>
         </w:rPr>
-        <w:t xml:space="preserve"> = .05–.10 (Poropat, 2009; Vedel, 2014; Chen et al., 2025), contrary to Hypothesis 3 (H3), which predicted a weaker Agreeableness effect in online than in face-to-face contexts. Within the exploratory pool the largest Agreeableness contribution came from a single Chinese MOOC sample (A-28 Yu, 2021; converted </w:t>
+        <w:t xml:space="preserve"> = .05–.10 (Poropat, 2009; Vedel, 2014; Chen et al., 2025), contrary to Mapping Prior 3 (MP3), which predicted a weaker Agreeableness effect in online than in face-to-face contexts. Within the exploratory pool the largest Agreeableness contribution came from a single Chinese MOOC sample (A-28 Yu, 2021; converted </w:t>
       </w:r>
       <w:r>
         <w:rPr>
@@ -3783,7 +3783,7 @@
           <w:rFonts w:ascii="Times New Roman" w:hAnsi="Times New Roman" w:eastAsia="Times New Roman"/>
           <w:sz w:val="24"/>
         </w:rPr>
-        <w:t xml:space="preserve"> = .018 (95% CI [−.079, .114]). The direction was null and the magnitude was substantially weaker than the prediction of Hypothesis 4 (H4), which expected a negative effect more pronounced in fully online than in blended modalities; H4 was not supported in the primary analysis. Heterogeneity was moderate-to-high (Q(9) = 42.76, </w:t>
+        <w:t xml:space="preserve"> = .018 (95% CI [−.079, .114]). The direction was null and the magnitude was substantially weaker than the prediction of Mapping Prior 4 (MP4), which expected a negative effect more pronounced in fully online than in blended modalities; MP4 was not consistent with the evidence in the primary analysis. Heterogeneity was moderate-to-high (Q(9) = 42.76, </w:t>
       </w:r>
       <w:r>
         <w:rPr>
@@ -3933,7 +3933,7 @@
           <w:rFonts w:ascii="Times New Roman" w:hAnsi="Times New Roman" w:eastAsia="Times New Roman"/>
           <w:sz w:val="24"/>
         </w:rPr>
-        <w:t xml:space="preserve"> = −.043, partially consistent with H4 under β-free conditions.</w:t>
+        <w:t xml:space="preserve"> = −.043, partially consistent with MP4 under β-free conditions.</w:t>
       </w:r>
     </w:p>
     <w:p>
@@ -4808,7 +4808,7 @@
           <w:rFonts w:ascii="Times New Roman" w:hAnsi="Times New Roman" w:eastAsia="Times New Roman"/>
           <w:sz w:val="24"/>
         </w:rPr>
-        <w:t xml:space="preserve"> = .002), and zero for Conscientiousness, Agreeableness, and Neuroticism. The adjusted Extraversion estimate moved slightly in the negative direction expected under Hypothesis 5, further supporting the hypothesis when asymmetry is considered. Trim-and-fill adjusted estimates are reported as a sensitivity check only and do not replace the exploratory pooled estimates. Grey-literature inclusion (A-19 MacLean 2022 MSc thesis; peer-reviewed conference proceedings) partially mitigates file-drawer bias; unpublished manuscripts and non-peer-reviewed preprints were excluded for quality reasons, a trade-off acknowledged as a limitation.</w:t>
+        <w:t xml:space="preserve"> = .002), and zero for Conscientiousness, Agreeableness, and Neuroticism. The adjusted Extraversion estimate moved slightly in the negative direction expected under Mapping Prior 5, further supporting the hypothesis when asymmetry is considered. Trim-and-fill adjusted estimates are reported as a sensitivity check only and do not replace the exploratory pooled estimates. Grey-literature inclusion (A-19 MacLean 2022 MSc thesis; peer-reviewed conference proceedings) partially mitigates file-drawer bias; unpublished manuscripts and non-peer-reviewed preprints were excluded for quality reasons, a trade-off acknowledged as a limitation.</w:t>
       </w:r>
     </w:p>
     <w:p>
@@ -4817,7 +4817,7 @@
         <w:spacing w:line="480" w:lineRule="auto" w:before="0" w:after="0"/>
       </w:pPr>
       <w:r>
-        <w:t>GRADE Summary of Findings</w:t>
+        <w:t>Completeness-of-Evidence Summary</w:t>
       </w:r>
     </w:p>
     <w:p>
@@ -4890,7 +4890,7 @@
           <w:rFonts w:ascii="Times New Roman" w:hAnsi="Times New Roman" w:eastAsia="Times New Roman"/>
           <w:sz w:val="24"/>
         </w:rPr>
-        <w:t xml:space="preserve"> = .045). Confidence in the pooled Extraversion estimate was rated Moderate, because the null result is robust to trim-and-fill adjustment, consistent with pre-registered H5, and supported by a highly significant region × Extraversion moderator effect. Confidence in the pooled Agreeableness estimate was rated Low, reflecting the extreme </w:t>
+        <w:t xml:space="preserve"> = .045). Confidence in the pooled Extraversion estimate was rated Moderate, because the null result is robust to trim-and-fill adjustment, consistent with pre-registered MP5, and supported by a highly significant region × Extraversion moderator effect. Confidence in the pooled Agreeableness estimate was rated Low, reflecting the extreme </w:t>
       </w:r>
       <w:r>
         <w:rPr>
@@ -5213,7 +5213,7 @@
           <w:rFonts w:ascii="Times New Roman" w:hAnsi="Times New Roman" w:eastAsia="Times New Roman"/>
           <w:sz w:val="24"/>
         </w:rPr>
-        <w:t xml:space="preserve">Hypothesis 1 (Conscientiousness as strongest positive predictor). The pooled Conscientiousness–achievement correlation of </w:t>
+        <w:t xml:space="preserve">Mapping Prior 1 (Conscientiousness as strongest positive predictor). The pooled Conscientiousness–achievement correlation of </w:t>
       </w:r>
       <w:r>
         <w:rPr>
@@ -5228,7 +5228,7 @@
           <w:rFonts w:ascii="Times New Roman" w:hAnsi="Times New Roman" w:eastAsia="Times New Roman"/>
           <w:sz w:val="24"/>
         </w:rPr>
-        <w:t xml:space="preserve"> = .167 fell slightly below the pre-specified range of .20–.35, with the 95% confidence interval extending to .243 and thus overlapping the lower bound of the range. Given that (a) Conscientiousness was unambiguously the largest positive effect of the five traits tested, and (b) the point estimate is within the broader convergent benchmark range of .19–.28 documented across eight prior meta-analyses, H1 is judged partially supported. The magnitude of the C effect in online environments was slightly smaller than face-to-face benchmarks reported by Poropat (2009; </w:t>
+        <w:t xml:space="preserve"> = .167 fell slightly below the pre-specified range of .20–.35, with the 95% confidence interval extending to .243 and thus overlapping the lower bound of the range. Given that (a) Conscientiousness was unambiguously the largest positive effect of the five traits tested, and (b) the point estimate is within the broader convergent benchmark range of .19–.28 documented across eight prior meta-analyses, MP1 is judged partially supported. The magnitude of the C effect in online environments was slightly smaller than face-to-face benchmarks reported by Poropat (2009; </w:t>
       </w:r>
       <w:r>
         <w:rPr>
@@ -5316,7 +5316,7 @@
           <w:rFonts w:ascii="Times New Roman" w:hAnsi="Times New Roman" w:eastAsia="Times New Roman"/>
           <w:sz w:val="24"/>
         </w:rPr>
-        <w:t>Hypothesis 2 (Openness as second-strongest positive predictor). The pooled Openness–achievement correlation (</w:t>
+        <w:t>Mapping Prior 2 (Openness as second-strongest positive predictor). The pooled Openness–achievement correlation (</w:t>
       </w:r>
       <w:r>
         <w:rPr>
@@ -5391,7 +5391,7 @@
           <w:rFonts w:ascii="Times New Roman" w:hAnsi="Times New Roman" w:eastAsia="Times New Roman"/>
           <w:sz w:val="24"/>
         </w:rPr>
-        <w:t xml:space="preserve"> = .21). H2 is not supported. The prediction that online environments would amplify the Openness effect through a premium on self-directed exploration was not borne out; the failure to support H2 may partly reflect the near-universal use of undergraduate rather than K-12 samples in the online corpus, since Openness effects are known to decline with educational level (Mammadov, 2022; Meyer et al., 2023).</w:t>
+        <w:t xml:space="preserve"> = .21). MP2 is not supported. The prediction that online environments would amplify the Openness effect through a premium on self-directed exploration was not borne out; the failure to support MP2 may partly reflect the near-universal use of undergraduate rather than K-12 samples in the online corpus, since Openness effects are known to decline with educational level (Mammadov, 2022; Meyer et al., 2023).</w:t>
       </w:r>
     </w:p>
     <w:p>
@@ -5404,7 +5404,7 @@
           <w:rFonts w:ascii="Times New Roman" w:hAnsi="Times New Roman" w:eastAsia="Times New Roman"/>
           <w:sz w:val="24"/>
         </w:rPr>
-        <w:t xml:space="preserve">Hypothesis 3 (Agreeableness as small positive effect, weaker than FtF). The pooled Agreeableness–achievement correlation was </w:t>
+        <w:t xml:space="preserve">Mapping Prior 3 (Agreeableness as small positive effect, weaker than FtF). The pooled Agreeableness–achievement correlation was </w:t>
       </w:r>
       <w:r>
         <w:rPr>
@@ -5567,7 +5567,7 @@
           <w:rFonts w:ascii="Times New Roman" w:hAnsi="Times New Roman" w:eastAsia="Times New Roman"/>
           <w:sz w:val="24"/>
         </w:rPr>
-        <w:t xml:space="preserve">Hypothesis 4 (Neuroticism as negative, more pronounced in fully online). The pooled Neuroticism–achievement correlation was </w:t>
+        <w:t xml:space="preserve">Mapping Prior 4 (Neuroticism as negative, more pronounced in fully online). The pooled Neuroticism–achievement correlation was </w:t>
       </w:r>
       <w:r>
         <w:rPr>
@@ -5582,7 +5582,7 @@
           <w:rFonts w:ascii="Times New Roman" w:hAnsi="Times New Roman" w:eastAsia="Times New Roman"/>
           <w:sz w:val="24"/>
         </w:rPr>
-        <w:t xml:space="preserve"> = .018, approximately null. The first component of H4 — an overall negative pooled effect — is not supported by the primary analysis. The second component of H4 — a more pronounced negative effect in fully online than in blended modalities — could not be evaluated quantitatively because only one study (A-02 Alkış &amp; Taşkaya Temizel, 2018) contributed a separately extractable blended subsample, precluding a fully-online-vs-blended modality contrast. Notably, the β-excluded sensitivity analysis (restricting the pool to studies with direct Pearson </w:t>
+        <w:t xml:space="preserve"> = .018, approximately null. The first component of MP4 — an overall negative pooled effect — is not supported by the primary analysis. The second component of MP4 — a more pronounced negative effect in fully online than in blended modalities — could not be evaluated quantitatively because only one study (A-02 Alkış &amp; Taşkaya Temizel, 2018) contributed a separately extractable blended subsample, precluding a fully-online-vs-blended modality contrast. Notably, the β-excluded sensitivity analysis (restricting the pool to studies with direct Pearson </w:t>
       </w:r>
       <w:r>
         <w:rPr>
@@ -5612,7 +5612,7 @@
           <w:rFonts w:ascii="Times New Roman" w:hAnsi="Times New Roman" w:eastAsia="Times New Roman"/>
           <w:sz w:val="24"/>
         </w:rPr>
-        <w:t xml:space="preserve"> = −.043, providing partial directional support for the H4 sign prediction under the stricter analytic specification. The discrepancy between the primary and sensitivity analyses suggests that Peterson-Brown-converted </w:t>
+        <w:t xml:space="preserve"> = −.043, providing partial directional support for the MP4 sign prediction under the stricter analytic specification. The discrepancy between the primary and sensitivity analyses suggests that Peterson-Brown-converted </w:t>
       </w:r>
       <w:r>
         <w:rPr>
@@ -5655,7 +5655,7 @@
           <w:rFonts w:ascii="Times New Roman" w:hAnsi="Times New Roman" w:eastAsia="Times New Roman"/>
           <w:sz w:val="24"/>
         </w:rPr>
-        <w:t xml:space="preserve">Hypothesis 5 (Extraversion as null or weak negative). The pooled Extraversion–achievement correlation was </w:t>
+        <w:t xml:space="preserve">Mapping Prior 5 (Extraversion as null or weak negative). The pooled Extraversion–achievement correlation was </w:t>
       </w:r>
       <w:r>
         <w:rPr>
@@ -5670,7 +5670,7 @@
           <w:rFonts w:ascii="Times New Roman" w:hAnsi="Times New Roman" w:eastAsia="Times New Roman"/>
           <w:sz w:val="24"/>
         </w:rPr>
-        <w:t xml:space="preserve"> = .002, consistent with H5's prediction of a null overall effect. The overall H5 prediction is therefore supported. The proposed facet-level cancellation mechanism (sociability negative vs. assertiveness positive) could not be directly tested because few primary studies report Extraversion at the facet level, and a quantitative facet-level synthesis was not feasible (see Limitations). Moreover, two moderator analyses revealed systematic contextual conditions under which Extraversion shifts in the negative direction at the trait level: in Asian samples the pooled effect was </w:t>
+        <w:t xml:space="preserve"> = .002, consistent with H5's prediction of a null overall effect. The overall MP5 prediction is therefore supported. The proposed facet-level cancellation mechanism (sociability negative vs. assertiveness positive) could not be directly tested because few primary studies report Extraversion at the facet level, and a quantitative facet-level synthesis was not feasible (see Limitations). Moreover, two moderator analyses revealed systematic contextual conditions under which Extraversion shifts in the negative direction at the trait level: in Asian samples the pooled effect was </w:t>
       </w:r>
       <w:r>
         <w:rPr>
@@ -5775,7 +5775,7 @@
           <w:rFonts w:ascii="Times New Roman" w:hAnsi="Times New Roman" w:eastAsia="Times New Roman"/>
           <w:sz w:val="24"/>
         </w:rPr>
-        <w:t xml:space="preserve"> = .117). These moderator findings represent , to the author's knowledge, the first meta-analytic evidence for a directional shift in the Extraversion effect attributable to (a) cultural context and (b) outcome operationalization in online learning environments, extending the near-null face-to-face estimate (Poropat, 2009; Chen et al., 2025) toward a culturally and methodologically structured pattern of divergence. Whether these contextual shifts reflect the H5 facet-cancellation mechanism (e.g., assertiveness facets activated more strongly in individualistic vs. collectivistic contexts) or a separate trait-level mechanism remains an open question for facet-level primary research.</w:t>
+        <w:t xml:space="preserve"> = .117). These moderator findings represent , to the author's knowledge, the first meta-analytic evidence for a directional shift in the Extraversion effect attributable to (a) cultural context and (b) outcome operationalization in online learning environments, extending the near-null face-to-face estimate (Poropat, 2009; Chen et al., 2025) toward a culturally and methodologically structured pattern of divergence. Whether these contextual shifts reflect the MP5 facet-cancellation mechanism (e.g., assertiveness facets activated more strongly in individualistic vs. collectivistic contexts) or a separate trait-level mechanism remains an open question for facet-level primary research.</w:t>
       </w:r>
     </w:p>
     <w:p>

--- a/metaanalysis/paper_v3_scoping/split/02_body.docx
+++ b/metaanalysis/paper_v3_scoping/split/02_body.docx
@@ -254,7 +254,7 @@
           <w:rFonts w:ascii="Times New Roman" w:hAnsi="Times New Roman" w:eastAsia="Times New Roman"/>
           <w:sz w:val="24"/>
         </w:rPr>
-        <w:t>Academic performance in higher education has shifted dramatically in the past decade, first through the gradual adoption of learning management systems and massive open online courses, and then, abruptly, through the COVID-19 pandemic, which forced millions of students worldwide into fully online or blended learning environments. As of 2023, a substantial proportion of post-secondary instruction continues to be delivered online or in hybrid modalities, even in contexts where face-to-face teaching is again available. This structural shift raises a fundamental question: do the non-cognitive predictors of academic achievement that were established in face-to-face classrooms retain their predictive validity when instruction is mediated by technology? Personality traits, and in particular the Big Five (Five-Factor Model) dimensions of Conscientiousness, Openness to Experience, Extraversion, Agreeableness, and Neuroticism, are among the most widely studied non-cognitive predictors of academic achievement (Mammadov, 2022; Poropat, 2009). Yet the accumulated meta-analytic evidence, as reviewed below, has been produced almost entirely from samples in which delivery modality is treated as noise rather than as a substantive moderator. The present review is , to the author's knowledge, the first to address this gap quantitatively.</w:t>
+        <w:t>Academic performance in higher education has shifted dramatically in the past decade, first through the gradual adoption of learning management systems and massive open online courses, and then, abruptly, through the COVID-19 pandemic, which forced millions of students worldwide into fully online or blended learning environments. As of 2023, a substantial proportion of post-secondary instruction continues to be delivered online or in hybrid modalities, even in contexts where face-to-face teaching is again available. This structural shift raises a fundamental question: do the non-cognitive correlates of academic achievement that were established in face-to-face classrooms retain their correlational validity when instruction is mediated by technology? Personality traits, and in particular the Big Five (Five-Factor Model) dimensions of Conscientiousness, Openness to Experience, Extraversion, Agreeableness, and Neuroticism, are among the most widely studied non-cognitive correlates of academic achievement (Mammadov, 2022; Poropat, 2009). Yet the accumulated meta-analytic evidence, as reviewed below, has been produced almost entirely from samples in which delivery modality is treated as noise rather than as a substantive moderator. The present review is , to the author's knowledge, the first to address this gap quantitatively.</w:t>
       </w:r>
     </w:p>
     <w:p>
@@ -441,7 +441,7 @@
           <w:rFonts w:ascii="Times New Roman" w:hAnsi="Times New Roman" w:eastAsia="Times New Roman"/>
           <w:sz w:val="24"/>
         </w:rPr>
-        <w:t xml:space="preserve"> = .26), both restricted to tertiary education. Stajkovic et al. (2018) provided additional evidence that Conscientiousness predicts academic achievement both directly and indirectly through self-efficacy, with the self-efficacy path carrying a substantial proportion of the Conscientiousness effect (</w:t>
+        <w:t xml:space="preserve"> = .26), both restricted to tertiary education. Stajkovic et al. (2018) provided additional evidence that Conscientiousness is associated with academic achievement both directly and indirectly through self-efficacy, with the self-efficacy path carrying a substantial proportion of the Conscientiousness effect (</w:t>
       </w:r>
       <w:r>
         <w:rPr>
@@ -752,7 +752,7 @@
           <w:rFonts w:ascii="Times New Roman" w:hAnsi="Times New Roman" w:eastAsia="Times New Roman"/>
           <w:sz w:val="24"/>
         </w:rPr>
-        <w:t>Across these eight meta-analyses, a convergent picture emerges: Conscientiousness is the dominant predictor of academic achievement (</w:t>
+        <w:t>Across these eight meta-analyses, a convergent picture emerges: Conscientiousness is the dominant correlate of academic achievement (</w:t>
       </w:r>
       <w:r>
         <w:rPr>
@@ -767,7 +767,7 @@
           <w:rFonts w:ascii="Times New Roman" w:hAnsi="Times New Roman" w:eastAsia="Times New Roman"/>
           <w:sz w:val="24"/>
         </w:rPr>
-        <w:t xml:space="preserve"> = .19 to .28), with Openness serving as a reliable secondary predictor (</w:t>
+        <w:t xml:space="preserve"> = .19 to .28), with Openness serving as a reliable secondary correlate (</w:t>
       </w:r>
       <w:r>
         <w:rPr>
@@ -832,7 +832,7 @@
           <w:rFonts w:ascii="Times New Roman" w:hAnsi="Times New Roman" w:eastAsia="Times New Roman"/>
           <w:sz w:val="24"/>
         </w:rPr>
-        <w:t xml:space="preserve">These four dimensions—self-regulation demands, reduced social presence, temporal flexibility, and technology mediation—motivate specific predictions about how the personality-achievement relationship should differ in online as compared with face-to-face contexts. In particular, if the meta-analytic Conscientiousness effect of approximately </w:t>
+        <w:t xml:space="preserve">These four dimensions—self-regulation demands, reduced social presence, temporal flexibility, and technology mediation—motivate specific expectations about how the personality-achievement relationship should differ in online as compared with face-to-face contexts. In particular, if the meta-analytic Conscientiousness effect of approximately </w:t>
       </w:r>
       <w:r>
         <w:rPr>
@@ -847,7 +847,7 @@
           <w:rFonts w:ascii="Times New Roman" w:hAnsi="Times New Roman" w:eastAsia="Times New Roman"/>
           <w:sz w:val="24"/>
         </w:rPr>
-        <w:t xml:space="preserve"> = .22–.27 reflects, in part, the benefits of organized study behavior in conventional classrooms, then the same effect should be at least as large in online environments, where self-regulation is more demanding. Openness may become more strongly predictive in online environments because of the premium placed on self-directed exploration of digital resources. Extraversion, conversely, may shift toward a null or negative association if the social rewards that sustain extraverted engagement are absent. Neuroticism may be more negatively associated with achievement in online environments because isolation and technology-related stressors disproportionately affect anxious learners. These predictions are theoretically grounded, but they have not been systematically evaluated against quantitative evidence.</w:t>
+        <w:t xml:space="preserve"> = .22–.27 reflects, in part, the benefits of organized study behavior in conventional classrooms, then the same effect should be at least as large in online environments, where self-regulation is more demanding. Openness may become more strongly predictive in online environments because of the premium placed on self-directed exploration of digital resources. Extraversion, conversely, may shift toward a null or negative association if the social rewards that sustain extraverted engagement are absent. Neuroticism may be more negatively associated with achievement in online environments because isolation and technology-related stressors disproportionately affect anxious learners. These expectations are theoretically motivated, but they have not been systematically evaluated against quantitative evidence.</w:t>
       </w:r>
     </w:p>
     <w:p>
@@ -912,7 +912,7 @@
           <w:rFonts w:ascii="Times New Roman" w:hAnsi="Times New Roman" w:eastAsia="Times New Roman"/>
           <w:sz w:val="24"/>
         </w:rPr>
-        <w:t xml:space="preserve"> = .37), with Openness also predicting paper grades (</w:t>
+        <w:t xml:space="preserve"> = .37), with Openness also correlated with paper grades (</w:t>
       </w:r>
       <w:r>
         <w:rPr>
@@ -927,7 +927,7 @@
           <w:rFonts w:ascii="Times New Roman" w:hAnsi="Times New Roman" w:eastAsia="Times New Roman"/>
           <w:sz w:val="24"/>
         </w:rPr>
-        <w:t xml:space="preserve"> = .35). Alkış and Taşkaya Temizel (2018), comparing online and blended sections of the same course, found Conscientiousness to predict course grades in both modalities (online </w:t>
+        <w:t xml:space="preserve"> = .35). Alkış and Taşkaya Temizel (2018), comparing online and blended sections of the same course, found Conscientiousness to correlate with course grades in both modalities (online </w:t>
       </w:r>
       <w:r>
         <w:rPr>
@@ -1017,7 +1017,7 @@
           <w:rFonts w:ascii="Times New Roman" w:hAnsi="Times New Roman" w:eastAsia="Times New Roman"/>
           <w:sz w:val="24"/>
         </w:rPr>
-        <w:t xml:space="preserve"> &lt; .01), consistent with the prediction that social-cue deprivation in asynchronous environments disadvantages extraverted learners.</w:t>
+        <w:t xml:space="preserve"> &lt; .01), consistent with the mapping prior that social-cue deprivation in asynchronous environments disadvantages extraverted learners.</w:t>
       </w:r>
     </w:p>
     <w:p>
@@ -1075,7 +1075,7 @@
           <w:rFonts w:ascii="Times New Roman" w:hAnsi="Times New Roman" w:eastAsia="Times New Roman"/>
           <w:sz w:val="24"/>
         </w:rPr>
-        <w:t xml:space="preserve"> = .253) serving as the strongest predictors of engagement. Yu (2021), in a Chinese MOOC platform sample (</w:t>
+        <w:t xml:space="preserve"> = .253) serving as the strongest correlates of engagement. Yu (2021), in a Chinese MOOC platform sample (</w:t>
       </w:r>
       <w:r>
         <w:rPr>
@@ -1120,7 +1120,7 @@
           <w:rFonts w:ascii="Times New Roman" w:hAnsi="Times New Roman" w:eastAsia="Times New Roman"/>
           <w:sz w:val="24"/>
         </w:rPr>
-        <w:t xml:space="preserve"> = .305) were stronger predictors of objective MOOC composite scores than Conscientiousness (</w:t>
+        <w:t xml:space="preserve"> = .305) were stronger correlates of objective MOOC composite scores than Conscientiousness (</w:t>
       </w:r>
       <w:r>
         <w:rPr>
@@ -2363,7 +2363,67 @@
           <w:rFonts w:ascii="Times New Roman" w:hAnsi="Times New Roman" w:eastAsia="Times New Roman"/>
           <w:sz w:val="24"/>
         </w:rPr>
-        <w:t>Publication bias was assessed per trait using four complementary procedures: visual inspection of funnel plots with pseudo-95% confidence bounds; Egger's regression asymmetry test (Egger et al., 1997); Peters' regression test adapted for correlation effect sizes; and Duval and Tweedie's (2000) trim-and-fill procedure, reported as a sensitivity check rather than as a point-estimate correction. In addition, p-curve analysis (Simonsohn et al., 2014) was performed to evaluate the evidential value of the statistically significant primary findings. Grey literature—doctoral dissertations and peer-reviewed conference proceedings—was included in the primary synthesis to partially mitigate publication bias arising from the file-drawer problem, while unpublished manuscripts and non-peer-reviewed preprints were excluded for quality reasons; this trade-off is acknowledged as a limitation in the Discussion.</w:t>
+        <w:t xml:space="preserve">Publication-bias diagnostics were computed per trait using four complementary procedures, and are reported for descriptive purposes only rather than as inferential tests capable of ruling out bias: visual inspection of funnel plots with pseudo-95% confidence bounds; Egger's regression asymmetry test (Egger et al., 1997); Peters' regression test adapted for correlation effect sizes; and Duval and Tweedie's (2000) trim-and-fill procedure, reported as a descriptive sensitivity check rather than as a point-estimate correction. In addition, p-curve analysis (Simonsohn et al., 2014) was performed to characterise the evidential value of the statistically significant primary estimates. All four diagnostics and the p-curve analysis are known to be underpowered at the small </w:t>
+      </w:r>
+      <w:r>
+        <w:rPr>
+          <w:rFonts w:ascii="Times New Roman" w:hAnsi="Times New Roman" w:eastAsia="Times New Roman"/>
+          <w:i/>
+          <w:sz w:val="24"/>
+        </w:rPr>
+        <w:t>k</w:t>
+      </w:r>
+      <w:r>
+        <w:rPr>
+          <w:rFonts w:ascii="Times New Roman" w:hAnsi="Times New Roman" w:eastAsia="Times New Roman"/>
+          <w:sz w:val="24"/>
+        </w:rPr>
+        <w:t xml:space="preserve"> of the present exploratory quantitative pool (</w:t>
+      </w:r>
+      <w:r>
+        <w:rPr>
+          <w:rFonts w:ascii="Times New Roman" w:hAnsi="Times New Roman" w:eastAsia="Times New Roman"/>
+          <w:i/>
+          <w:sz w:val="24"/>
+        </w:rPr>
+        <w:t>k</w:t>
+      </w:r>
+      <w:r>
+        <w:rPr>
+          <w:rFonts w:ascii="Times New Roman" w:hAnsi="Times New Roman" w:eastAsia="Times New Roman"/>
+          <w:sz w:val="24"/>
+        </w:rPr>
+        <w:t xml:space="preserve"> = 9–10 per trait, well below the </w:t>
+      </w:r>
+      <w:r>
+        <w:rPr>
+          <w:rFonts w:ascii="Times New Roman" w:hAnsi="Times New Roman" w:eastAsia="Times New Roman"/>
+          <w:i/>
+          <w:sz w:val="24"/>
+        </w:rPr>
+        <w:t>k</w:t>
+      </w:r>
+      <w:r>
+        <w:rPr>
+          <w:rFonts w:ascii="Times New Roman" w:hAnsi="Times New Roman" w:eastAsia="Times New Roman"/>
+          <w:sz w:val="24"/>
+        </w:rPr>
+        <w:t xml:space="preserve"> ≥ 10–20 typically recommended for Egger and the </w:t>
+      </w:r>
+      <w:r>
+        <w:rPr>
+          <w:rFonts w:ascii="Times New Roman" w:hAnsi="Times New Roman" w:eastAsia="Times New Roman"/>
+          <w:i/>
+          <w:sz w:val="24"/>
+        </w:rPr>
+        <w:t>k</w:t>
+      </w:r>
+      <w:r>
+        <w:rPr>
+          <w:rFonts w:ascii="Times New Roman" w:hAnsi="Times New Roman" w:eastAsia="Times New Roman"/>
+          <w:sz w:val="24"/>
+        </w:rPr>
+        <w:t xml:space="preserve"> ≥ 30 recommended for trim-and-fill in simulation studies), and non-significant results from any of the diagnostics should not be interpreted as evidence that publication bias is absent. Grey literature—doctoral dissertations and peer-reviewed conference proceedings—was included in the exploratory synthesis to partially mitigate file-drawer bias, while unpublished manuscripts and non-peer-reviewed preprints were excluded for quality reasons; this trade-off is acknowledged as a limitation in the Discussion.</w:t>
       </w:r>
     </w:p>
     <w:p>
@@ -3324,7 +3384,7 @@
           <w:rFonts w:ascii="Times New Roman" w:hAnsi="Times New Roman" w:eastAsia="Times New Roman"/>
           <w:sz w:val="24"/>
         </w:rPr>
-        <w:t xml:space="preserve"> = .21), and the 95% confidence interval crossed zero. Hypothesis 2 (H2), which predicted a stronger Openness effect in online than in face-to-face contexts, was therefore not supported by the present primary analysis. Heterogeneity was very high (Q(8) = 100.17, </w:t>
+        <w:t xml:space="preserve"> = .21), and the 95% confidence interval crossed zero. Hypothesis 2 (H2), which correlated with a stronger Openness effect in online than in face-to-face contexts, was therefore not supported by the present primary analysis. Heterogeneity was very high (Q(8) = 100.17, </w:t>
       </w:r>
       <w:r>
         <w:rPr>
@@ -3472,7 +3532,7 @@
           <w:rFonts w:ascii="Times New Roman" w:hAnsi="Times New Roman" w:eastAsia="Times New Roman"/>
           <w:sz w:val="24"/>
         </w:rPr>
-        <w:t xml:space="preserve"> = .002 (95% CI [−.076, .080]). This null estimate supports Mapping Prior 5 (MP5), which predicted a null or weak negative Extraversion–achievement association in online environments. Notably, the direct negative effect reported by Rivers (2021; </w:t>
+        <w:t xml:space="preserve"> = .002 (95% CI [−.076, .080]). This null estimate supports Mapping Prior 5 (MP5), which expected a null or weak negative Extraversion–achievement association in online environments. Notably, the direct negative effect reported by Rivers (2021; </w:t>
       </w:r>
       <w:r>
         <w:rPr>
@@ -3620,7 +3680,7 @@
           <w:rFonts w:ascii="Times New Roman" w:hAnsi="Times New Roman" w:eastAsia="Times New Roman"/>
           <w:sz w:val="24"/>
         </w:rPr>
-        <w:t xml:space="preserve"> = .05–.10 (Poropat, 2009; Vedel, 2014; Chen et al., 2025), contrary to Mapping Prior 3 (MP3), which predicted a weaker Agreeableness effect in online than in face-to-face contexts. Within the exploratory pool the largest Agreeableness contribution came from a single Chinese MOOC sample (A-28 Yu, 2021; converted </w:t>
+        <w:t xml:space="preserve"> = .05–.10 (Poropat, 2009; Vedel, 2014; Chen et al., 2025), contrary to Mapping Prior 3 (MP3), which correlated with a weaker Agreeableness effect in online than in face-to-face contexts. Within the exploratory pool the largest Agreeableness contribution came from a single Chinese MOOC sample (A-28 Yu, 2021; converted </w:t>
       </w:r>
       <w:r>
         <w:rPr>
@@ -3783,7 +3843,7 @@
           <w:rFonts w:ascii="Times New Roman" w:hAnsi="Times New Roman" w:eastAsia="Times New Roman"/>
           <w:sz w:val="24"/>
         </w:rPr>
-        <w:t xml:space="preserve"> = .018 (95% CI [−.079, .114]). The direction was null and the magnitude was substantially weaker than the prediction of Mapping Prior 4 (MP4), which expected a negative effect more pronounced in fully online than in blended modalities; MP4 was not consistent with the evidence in the primary analysis. Heterogeneity was moderate-to-high (Q(9) = 42.76, </w:t>
+        <w:t xml:space="preserve"> = .018 (95% CI [−.079, .114]). The direction was null and the magnitude was substantially weaker than the direction of Mapping Prior 4 (MP4), which expected a negative effect more pronounced in fully online than in blended modalities; MP4 was not consistent with the evidence in the primary analysis. Heterogeneity was moderate-to-high (Q(9) = 42.76, </w:t>
       </w:r>
       <w:r>
         <w:rPr>
@@ -4593,7 +4653,7 @@
           <w:rFonts w:ascii="Times New Roman" w:hAnsi="Times New Roman" w:eastAsia="Times New Roman"/>
           <w:sz w:val="24"/>
         </w:rPr>
-        <w:t xml:space="preserve"> shifted from .018 to −.043, |Δr| = .061) and Openness (|Δr| = .055), both of which moved in the direction predicted by Hypotheses 4 and 2, respectively. This pattern suggests that the β-converted studies systematically attenuate trait effects and should be interpreted cautiously. Fourth, the leave-one-out analysis (Table S3) identified Yu (2021) as the single most influential study for both the Agreeableness pool (removal shifted </w:t>
+        <w:t xml:space="preserve"> shifted from .018 to −.043, |Δr| = .061) and Openness (|Δr| = .055), both of which moved in the direction hypothesised in Mapping Priors 4 and 2, respectively. This pattern suggests that the β-converted studies systematically attenuate trait effects and should be interpreted cautiously. Fourth, the leave-one-out analysis (Table S3) identified Yu (2021) as the single most influential study for both the Agreeableness pool (removal shifted </w:t>
       </w:r>
       <w:r>
         <w:rPr>
@@ -4632,7 +4692,7 @@
         <w:spacing w:line="480" w:lineRule="auto" w:before="0" w:after="0"/>
       </w:pPr>
       <w:r>
-        <w:t>Publication Bias Assessment</w:t>
+        <w:t>Publication-Bias Diagnostics (descriptive only)</w:t>
       </w:r>
     </w:p>
     <w:p>
@@ -4645,82 +4705,7 @@
           <w:rFonts w:ascii="Times New Roman" w:hAnsi="Times New Roman" w:eastAsia="Times New Roman"/>
           <w:sz w:val="24"/>
         </w:rPr>
-        <w:t xml:space="preserve">Funnel plots for each trait are presented in Figures 7A through 7E. Egger's regression asymmetry test was significant for Openness (intercept = −6.41, SE = 2.63, t(7) = −2.43, </w:t>
-      </w:r>
-      <w:r>
-        <w:rPr>
-          <w:rFonts w:ascii="Times New Roman" w:hAnsi="Times New Roman" w:eastAsia="Times New Roman"/>
-          <w:i/>
-          <w:sz w:val="24"/>
-        </w:rPr>
-        <w:t>p</w:t>
-      </w:r>
-      <w:r>
-        <w:rPr>
-          <w:rFonts w:ascii="Times New Roman" w:hAnsi="Times New Roman" w:eastAsia="Times New Roman"/>
-          <w:sz w:val="24"/>
-        </w:rPr>
-        <w:t xml:space="preserve"> = .045) and approached significance for Agreeableness (intercept = −8.53, SE = 4.03, t(7) = −2.12, </w:t>
-      </w:r>
-      <w:r>
-        <w:rPr>
-          <w:rFonts w:ascii="Times New Roman" w:hAnsi="Times New Roman" w:eastAsia="Times New Roman"/>
-          <w:i/>
-          <w:sz w:val="24"/>
-        </w:rPr>
-        <w:t>p</w:t>
-      </w:r>
-      <w:r>
-        <w:rPr>
-          <w:rFonts w:ascii="Times New Roman" w:hAnsi="Times New Roman" w:eastAsia="Times New Roman"/>
-          <w:sz w:val="24"/>
-        </w:rPr>
-        <w:t xml:space="preserve"> = .072). For the remaining traits the test was not significant (Conscientiousness intercept = 2.14, </w:t>
-      </w:r>
-      <w:r>
-        <w:rPr>
-          <w:rFonts w:ascii="Times New Roman" w:hAnsi="Times New Roman" w:eastAsia="Times New Roman"/>
-          <w:i/>
-          <w:sz w:val="24"/>
-        </w:rPr>
-        <w:t>p</w:t>
-      </w:r>
-      <w:r>
-        <w:rPr>
-          <w:rFonts w:ascii="Times New Roman" w:hAnsi="Times New Roman" w:eastAsia="Times New Roman"/>
-          <w:sz w:val="24"/>
-        </w:rPr>
-        <w:t xml:space="preserve"> = .094; Extraversion intercept = 2.29, </w:t>
-      </w:r>
-      <w:r>
-        <w:rPr>
-          <w:rFonts w:ascii="Times New Roman" w:hAnsi="Times New Roman" w:eastAsia="Times New Roman"/>
-          <w:i/>
-          <w:sz w:val="24"/>
-        </w:rPr>
-        <w:t>p</w:t>
-      </w:r>
-      <w:r>
-        <w:rPr>
-          <w:rFonts w:ascii="Times New Roman" w:hAnsi="Times New Roman" w:eastAsia="Times New Roman"/>
-          <w:sz w:val="24"/>
-        </w:rPr>
-        <w:t xml:space="preserve"> = .255; Neuroticism intercept = −1.79, </w:t>
-      </w:r>
-      <w:r>
-        <w:rPr>
-          <w:rFonts w:ascii="Times New Roman" w:hAnsi="Times New Roman" w:eastAsia="Times New Roman"/>
-          <w:i/>
-          <w:sz w:val="24"/>
-        </w:rPr>
-        <w:t>p</w:t>
-      </w:r>
-      <w:r>
-        <w:rPr>
-          <w:rFonts w:ascii="Times New Roman" w:hAnsi="Times New Roman" w:eastAsia="Times New Roman"/>
-          <w:sz w:val="24"/>
-        </w:rPr>
-        <w:t xml:space="preserve"> = .304). Given the low statistical power of Egger's test with </w:t>
+        <w:t xml:space="preserve">The results in this subsection are reported for descriptive purposes only. All of the publication-bias diagnostics used here — funnel-plot inspection, Egger's regression, Peters' regression, and trim-and-fill — are known to be underpowered at </w:t>
       </w:r>
       <w:r>
         <w:rPr>
@@ -4735,7 +4720,7 @@
           <w:rFonts w:ascii="Times New Roman" w:hAnsi="Times New Roman" w:eastAsia="Times New Roman"/>
           <w:sz w:val="24"/>
         </w:rPr>
-        <w:t xml:space="preserve"> = 9–10, a non-significant result does not rule out publication bias, particularly for effects for which the direction of asymmetry is consistent with expected small-study positive bias (Conscientiousness).</w:t>
+        <w:t xml:space="preserve"> = 9–10 per trait, and none of them can rule out publication bias at this evidence-base size. A non-significant Egger's or Peters' test result should therefore not be interpreted as evidence that bias is absent, and the trim-and-fill imputed studies below should not be interpreted as bias-corrected effect estimates.</w:t>
       </w:r>
     </w:p>
     <w:p>
@@ -4748,71 +4733,174 @@
           <w:rFonts w:ascii="Times New Roman" w:hAnsi="Times New Roman" w:eastAsia="Times New Roman"/>
           <w:sz w:val="24"/>
         </w:rPr>
-        <w:t xml:space="preserve">Duval and Tweedie's (2000) trim-and-fill procedure imputed hypothetical missing studies on the under-represented side of the funnel for three of the five traits: one additional study for Openness (adjusted </w:t>
-      </w:r>
-      <w:r>
-        <w:rPr>
-          <w:rFonts w:ascii="Times New Roman" w:hAnsi="Times New Roman" w:eastAsia="Times New Roman"/>
-          <w:i/>
-          <w:sz w:val="24"/>
-        </w:rPr>
-        <w:t>r</w:t>
-      </w:r>
-      <w:r>
-        <w:rPr>
-          <w:rFonts w:ascii="Times New Roman" w:hAnsi="Times New Roman" w:eastAsia="Times New Roman"/>
-          <w:sz w:val="24"/>
-        </w:rPr>
-        <w:t xml:space="preserve"> = .107 vs. original </w:t>
-      </w:r>
-      <w:r>
-        <w:rPr>
-          <w:rFonts w:ascii="Times New Roman" w:hAnsi="Times New Roman" w:eastAsia="Times New Roman"/>
-          <w:i/>
-          <w:sz w:val="24"/>
-        </w:rPr>
-        <w:t>r</w:t>
-      </w:r>
-      <w:r>
-        <w:rPr>
-          <w:rFonts w:ascii="Times New Roman" w:hAnsi="Times New Roman" w:eastAsia="Times New Roman"/>
-          <w:sz w:val="24"/>
-        </w:rPr>
-        <w:t xml:space="preserve"> = .086), two for Extraversion (adjusted </w:t>
-      </w:r>
-      <w:r>
-        <w:rPr>
-          <w:rFonts w:ascii="Times New Roman" w:hAnsi="Times New Roman" w:eastAsia="Times New Roman"/>
-          <w:i/>
-          <w:sz w:val="24"/>
-        </w:rPr>
-        <w:t>r</w:t>
-      </w:r>
-      <w:r>
-        <w:rPr>
-          <w:rFonts w:ascii="Times New Roman" w:hAnsi="Times New Roman" w:eastAsia="Times New Roman"/>
-          <w:sz w:val="24"/>
-        </w:rPr>
-        <w:t xml:space="preserve"> = −.036 vs. original </w:t>
-      </w:r>
-      <w:r>
-        <w:rPr>
-          <w:rFonts w:ascii="Times New Roman" w:hAnsi="Times New Roman" w:eastAsia="Times New Roman"/>
-          <w:i/>
-          <w:sz w:val="24"/>
-        </w:rPr>
-        <w:t>r</w:t>
-      </w:r>
-      <w:r>
-        <w:rPr>
-          <w:rFonts w:ascii="Times New Roman" w:hAnsi="Times New Roman" w:eastAsia="Times New Roman"/>
-          <w:sz w:val="24"/>
-        </w:rPr>
-        <w:t xml:space="preserve"> = .002), and zero for Conscientiousness, Agreeableness, and Neuroticism. The adjusted Extraversion estimate moved slightly in the negative direction expected under Mapping Prior 5, further supporting the hypothesis when asymmetry is considered. Trim-and-fill adjusted estimates are reported as a sensitivity check only and do not replace the exploratory pooled estimates. Grey-literature inclusion (A-19 MacLean 2022 MSc thesis; peer-reviewed conference proceedings) partially mitigates file-drawer bias; unpublished manuscripts and non-peer-reviewed preprints were excluded for quality reasons, a trade-off acknowledged as a limitation.</w:t>
+        <w:t xml:space="preserve">Funnel plots for each trait are presented in Figures 7A through 7E. Egger's regression asymmetry test was significant for Openness (intercept = −6.41, SE = 2.63, t(7) = −2.43, </w:t>
+      </w:r>
+      <w:r>
+        <w:rPr>
+          <w:rFonts w:ascii="Times New Roman" w:hAnsi="Times New Roman" w:eastAsia="Times New Roman"/>
+          <w:i/>
+          <w:sz w:val="24"/>
+        </w:rPr>
+        <w:t>p</w:t>
+      </w:r>
+      <w:r>
+        <w:rPr>
+          <w:rFonts w:ascii="Times New Roman" w:hAnsi="Times New Roman" w:eastAsia="Times New Roman"/>
+          <w:sz w:val="24"/>
+        </w:rPr>
+        <w:t xml:space="preserve"> = .045) and approached significance for Agreeableness (intercept = −8.53, SE = 4.03, t(7) = −2.12, </w:t>
+      </w:r>
+      <w:r>
+        <w:rPr>
+          <w:rFonts w:ascii="Times New Roman" w:hAnsi="Times New Roman" w:eastAsia="Times New Roman"/>
+          <w:i/>
+          <w:sz w:val="24"/>
+        </w:rPr>
+        <w:t>p</w:t>
+      </w:r>
+      <w:r>
+        <w:rPr>
+          <w:rFonts w:ascii="Times New Roman" w:hAnsi="Times New Roman" w:eastAsia="Times New Roman"/>
+          <w:sz w:val="24"/>
+        </w:rPr>
+        <w:t xml:space="preserve"> = .072). For the remaining traits the test was not significant (Conscientiousness intercept = 2.14, </w:t>
+      </w:r>
+      <w:r>
+        <w:rPr>
+          <w:rFonts w:ascii="Times New Roman" w:hAnsi="Times New Roman" w:eastAsia="Times New Roman"/>
+          <w:i/>
+          <w:sz w:val="24"/>
+        </w:rPr>
+        <w:t>p</w:t>
+      </w:r>
+      <w:r>
+        <w:rPr>
+          <w:rFonts w:ascii="Times New Roman" w:hAnsi="Times New Roman" w:eastAsia="Times New Roman"/>
+          <w:sz w:val="24"/>
+        </w:rPr>
+        <w:t xml:space="preserve"> = .094; Extraversion intercept = 2.29, </w:t>
+      </w:r>
+      <w:r>
+        <w:rPr>
+          <w:rFonts w:ascii="Times New Roman" w:hAnsi="Times New Roman" w:eastAsia="Times New Roman"/>
+          <w:i/>
+          <w:sz w:val="24"/>
+        </w:rPr>
+        <w:t>p</w:t>
+      </w:r>
+      <w:r>
+        <w:rPr>
+          <w:rFonts w:ascii="Times New Roman" w:hAnsi="Times New Roman" w:eastAsia="Times New Roman"/>
+          <w:sz w:val="24"/>
+        </w:rPr>
+        <w:t xml:space="preserve"> = .255; Neuroticism intercept = −1.79, </w:t>
+      </w:r>
+      <w:r>
+        <w:rPr>
+          <w:rFonts w:ascii="Times New Roman" w:hAnsi="Times New Roman" w:eastAsia="Times New Roman"/>
+          <w:i/>
+          <w:sz w:val="24"/>
+        </w:rPr>
+        <w:t>p</w:t>
+      </w:r>
+      <w:r>
+        <w:rPr>
+          <w:rFonts w:ascii="Times New Roman" w:hAnsi="Times New Roman" w:eastAsia="Times New Roman"/>
+          <w:sz w:val="24"/>
+        </w:rPr>
+        <w:t xml:space="preserve"> = .304). As emphasised in the descriptive-only caveat above, these non-significant results should not be interpreted as evidence that publication bias is absent — Egger's test has very low statistical power at </w:t>
+      </w:r>
+      <w:r>
+        <w:rPr>
+          <w:rFonts w:ascii="Times New Roman" w:hAnsi="Times New Roman" w:eastAsia="Times New Roman"/>
+          <w:i/>
+          <w:sz w:val="24"/>
+        </w:rPr>
+        <w:t>k</w:t>
+      </w:r>
+      <w:r>
+        <w:rPr>
+          <w:rFonts w:ascii="Times New Roman" w:hAnsi="Times New Roman" w:eastAsia="Times New Roman"/>
+          <w:sz w:val="24"/>
+        </w:rPr>
+        <w:t xml:space="preserve"> = 9–10, and small-study positive bias for Conscientiousness in particular cannot be ruled out on the basis of the reported diagnostics.</w:t>
       </w:r>
     </w:p>
     <w:p>
       <w:pPr>
+        <w:spacing w:line="480" w:lineRule="auto" w:before="0" w:after="0"/>
+        <w:ind w:firstLine="720"/>
+      </w:pPr>
+      <w:r>
+        <w:rPr>
+          <w:rFonts w:ascii="Times New Roman" w:hAnsi="Times New Roman" w:eastAsia="Times New Roman"/>
+          <w:sz w:val="24"/>
+        </w:rPr>
+        <w:t xml:space="preserve">Duval and Tweedie's (2000) trim-and-fill procedure imputed hypothetical missing studies on the under-represented side of the funnel for three of the five traits: one additional study for Openness (adjusted </w:t>
+      </w:r>
+      <w:r>
+        <w:rPr>
+          <w:rFonts w:ascii="Times New Roman" w:hAnsi="Times New Roman" w:eastAsia="Times New Roman"/>
+          <w:i/>
+          <w:sz w:val="24"/>
+        </w:rPr>
+        <w:t>r</w:t>
+      </w:r>
+      <w:r>
+        <w:rPr>
+          <w:rFonts w:ascii="Times New Roman" w:hAnsi="Times New Roman" w:eastAsia="Times New Roman"/>
+          <w:sz w:val="24"/>
+        </w:rPr>
+        <w:t xml:space="preserve"> = .107 vs. original </w:t>
+      </w:r>
+      <w:r>
+        <w:rPr>
+          <w:rFonts w:ascii="Times New Roman" w:hAnsi="Times New Roman" w:eastAsia="Times New Roman"/>
+          <w:i/>
+          <w:sz w:val="24"/>
+        </w:rPr>
+        <w:t>r</w:t>
+      </w:r>
+      <w:r>
+        <w:rPr>
+          <w:rFonts w:ascii="Times New Roman" w:hAnsi="Times New Roman" w:eastAsia="Times New Roman"/>
+          <w:sz w:val="24"/>
+        </w:rPr>
+        <w:t xml:space="preserve"> = .086), two for Extraversion (adjusted </w:t>
+      </w:r>
+      <w:r>
+        <w:rPr>
+          <w:rFonts w:ascii="Times New Roman" w:hAnsi="Times New Roman" w:eastAsia="Times New Roman"/>
+          <w:i/>
+          <w:sz w:val="24"/>
+        </w:rPr>
+        <w:t>r</w:t>
+      </w:r>
+      <w:r>
+        <w:rPr>
+          <w:rFonts w:ascii="Times New Roman" w:hAnsi="Times New Roman" w:eastAsia="Times New Roman"/>
+          <w:sz w:val="24"/>
+        </w:rPr>
+        <w:t xml:space="preserve"> = −.036 vs. original </w:t>
+      </w:r>
+      <w:r>
+        <w:rPr>
+          <w:rFonts w:ascii="Times New Roman" w:hAnsi="Times New Roman" w:eastAsia="Times New Roman"/>
+          <w:i/>
+          <w:sz w:val="24"/>
+        </w:rPr>
+        <w:t>r</w:t>
+      </w:r>
+      <w:r>
+        <w:rPr>
+          <w:rFonts w:ascii="Times New Roman" w:hAnsi="Times New Roman" w:eastAsia="Times New Roman"/>
+          <w:sz w:val="24"/>
+        </w:rPr>
+        <w:t xml:space="preserve"> = .002), and zero for Conscientiousness, Agreeableness, and Neuroticism. The adjusted Extraversion estimate moved slightly in the negative direction expected under Mapping Prior 5, further supporting the hypothesis when asymmetry is considered. Trim-and-fill adjusted estimates are reported as a sensitivity check only and do not replace the exploratory pooled estimates. Grey-literature inclusion (A-19 MacLean 2022 MSc thesis; peer-reviewed conference proceedings) partially mitigates file-drawer bias; unpublished manuscripts and non-peer-reviewed preprints were excluded for quality reasons, a trade-off acknowledged as a limitation.</w:t>
+      </w:r>
+    </w:p>
+    <w:p>
+      <w:pPr>
         <w:pStyle w:val="Heading2"/>
         <w:spacing w:line="480" w:lineRule="auto" w:before="0" w:after="0"/>
       </w:pPr>
@@ -5056,7 +5144,7 @@
           <w:rFonts w:ascii="Times New Roman" w:hAnsi="Times New Roman" w:eastAsia="Times New Roman"/>
           <w:sz w:val="24"/>
         </w:rPr>
-        <w:t xml:space="preserve"> = .002 [−.076, .080]). The pattern of pooled effects was partially consistent with established face-to-face benchmarks—Conscientiousness emerged as the strongest positive predictor, and Extraversion as null—but diverged in two important respects: the Conscientiousness magnitude was somewhat lower than face-to-face </w:t>
+        <w:t xml:space="preserve"> = .002 [−.076, .080]). The pattern of pooled effects was partially consistent with established face-to-face benchmarks—Conscientiousness emerged as the strongest positive correlate, and Extraversion as null—but diverged in two important respects: the Conscientiousness magnitude was somewhat lower than face-to-face </w:t>
       </w:r>
       <w:r>
         <w:rPr>
@@ -5213,7 +5301,7 @@
           <w:rFonts w:ascii="Times New Roman" w:hAnsi="Times New Roman" w:eastAsia="Times New Roman"/>
           <w:sz w:val="24"/>
         </w:rPr>
-        <w:t xml:space="preserve">Mapping Prior 1 (Conscientiousness as strongest positive predictor). The pooled Conscientiousness–achievement correlation of </w:t>
+        <w:t xml:space="preserve">Mapping Prior 1 (Conscientiousness as strongest positive correlate). The pooled Conscientiousness–achievement correlation of </w:t>
       </w:r>
       <w:r>
         <w:rPr>
@@ -5303,7 +5391,7 @@
           <w:rFonts w:ascii="Times New Roman" w:hAnsi="Times New Roman" w:eastAsia="Times New Roman"/>
           <w:sz w:val="24"/>
         </w:rPr>
-        <w:t xml:space="preserve"> = .206), a pattern consistent with the theoretical prediction that online auto-grading reduces the teacher-observation pathway through which Conscientiousness is channeled into grades (see Theoretical Implications below).</w:t>
+        <w:t xml:space="preserve"> = .206), a pattern directionally consistent with the theoretical expectation that online auto-grading reduces the teacher-observation pathway through which Conscientiousness is channeled into grades (see Theoretical Implications below).</w:t>
       </w:r>
     </w:p>
     <w:p>
@@ -5316,7 +5404,7 @@
           <w:rFonts w:ascii="Times New Roman" w:hAnsi="Times New Roman" w:eastAsia="Times New Roman"/>
           <w:sz w:val="24"/>
         </w:rPr>
-        <w:t>Mapping Prior 2 (Openness as second-strongest positive predictor). The pooled Openness–achievement correlation (</w:t>
+        <w:t>Mapping Prior 2 (Openness as second-strongest positive correlate). The pooled Openness–achievement correlation (</w:t>
       </w:r>
       <w:r>
         <w:rPr>
@@ -5391,7 +5479,7 @@
           <w:rFonts w:ascii="Times New Roman" w:hAnsi="Times New Roman" w:eastAsia="Times New Roman"/>
           <w:sz w:val="24"/>
         </w:rPr>
-        <w:t xml:space="preserve"> = .21). MP2 is not supported. The prediction that online environments would amplify the Openness effect through a premium on self-directed exploration was not borne out; the failure to support MP2 may partly reflect the near-universal use of undergraduate rather than K-12 samples in the online corpus, since Openness effects are known to decline with educational level (Mammadov, 2022; Meyer et al., 2023).</w:t>
+        <w:t xml:space="preserve"> = .21). MP2 is not supported. The expectation that online environments would amplify the Openness effect through a premium on self-directed exploration was not borne out; the failure to support MP2 may partly reflect the near-universal use of undergraduate rather than K-12 samples in the online corpus, since Openness effects are known to decline with educational level (Mammadov, 2022; Meyer et al., 2023).</w:t>
       </w:r>
     </w:p>
     <w:p>
@@ -5419,7 +5507,7 @@
           <w:rFonts w:ascii="Times New Roman" w:hAnsi="Times New Roman" w:eastAsia="Times New Roman"/>
           <w:sz w:val="24"/>
         </w:rPr>
-        <w:t xml:space="preserve"> = .112, slightly larger than the face-to-face benchmark range of .05–.10 (Poropat, 2009; Vedel, 2014; Chen et al., 2025). H3, which predicted a weaker rather than stronger effect, is therefore not supported. Within the 9-study primary Agreeableness pool, the pooled estimate is driven principally by a single influential Chinese MOOC sample (A-28 Yu, 2021; converted </w:t>
+        <w:t xml:space="preserve"> = .112, slightly larger than the face-to-face benchmark range of .05–.10 (Poropat, 2009; Vedel, 2014; Chen et al., 2025). H3, which correlated with a weaker rather than stronger effect, is therefore not supported. Within the 9-study primary Agreeableness pool, the pooled estimate is driven principally by a single influential Chinese MOOC sample (A-28 Yu, 2021; converted </w:t>
       </w:r>
       <w:r>
         <w:rPr>
@@ -5612,7 +5700,7 @@
           <w:rFonts w:ascii="Times New Roman" w:hAnsi="Times New Roman" w:eastAsia="Times New Roman"/>
           <w:sz w:val="24"/>
         </w:rPr>
-        <w:t xml:space="preserve"> = −.043, providing partial directional support for the MP4 sign prediction under the stricter analytic specification. The discrepancy between the primary and sensitivity analyses suggests that Peterson-Brown-converted </w:t>
+        <w:t xml:space="preserve"> = −.043, providing partial directional support for the direction of MP4 under the stricter analytic specification. The discrepancy between the primary and sensitivity analyses suggests that Peterson-Brown-converted </w:t>
       </w:r>
       <w:r>
         <w:rPr>
@@ -5670,7 +5758,7 @@
           <w:rFonts w:ascii="Times New Roman" w:hAnsi="Times New Roman" w:eastAsia="Times New Roman"/>
           <w:sz w:val="24"/>
         </w:rPr>
-        <w:t xml:space="preserve"> = .002, consistent with H5's prediction of a null overall effect. The overall MP5 prediction is therefore supported. The proposed facet-level cancellation mechanism (sociability negative vs. assertiveness positive) could not be directly tested because few primary studies report Extraversion at the facet level, and a quantitative facet-level synthesis was not feasible (see Limitations). Moreover, two moderator analyses revealed systematic contextual conditions under which Extraversion shifts in the negative direction at the trait level: in Asian samples the pooled effect was </w:t>
+        <w:t xml:space="preserve"> = .002, consistent with the MP5 expectation of a null overall estimate. The overall MP5 prediction is therefore supported. The proposed facet-level cancellation mechanism (sociability negative vs. assertiveness positive) could not be directly tested because few primary studies report Extraversion at the facet level, and a quantitative facet-level synthesis was not feasible (see Limitations). Moreover, two moderator analyses revealed systematic contextual conditions under which Extraversion shifts in the negative direction at the trait level: in Asian samples the pooled effect was </w:t>
       </w:r>
       <w:r>
         <w:rPr>
@@ -5827,7 +5915,7 @@
           <w:rFonts w:ascii="Times New Roman" w:hAnsi="Times New Roman" w:eastAsia="Times New Roman"/>
           <w:sz w:val="24"/>
         </w:rPr>
-        <w:t xml:space="preserve"> = .19–.28) provides preliminary support for the Personality-Achievement Saturation Hypothesis (PASH; Meyer et al., 2023), which posits that Conscientiousness is channeled into academic outcomes through behavioral signals visible to graders. In online environments with automated grading, reduced teacher observation, and fewer opportunities for classroom-level behavioral indicators, the PASH framework predicts a weakened Conscientiousness effect; the present meta-analytic estimate is consistent with this prediction, though the magnitude of attenuation (Δr ≈ .04–.10 depending on benchmark) is at or near the replicability threshold documented by Zell and Lesick (2022) for second-order meta-analyses. Further replication with larger </w:t>
+        <w:t xml:space="preserve"> = .19–.28) provides preliminary support for the Personality-Achievement Saturation Hypothesis (PASH; Meyer et al., 2023), which posits that Conscientiousness is channeled into academic outcomes through behavioral signals visible to graders. In online environments with automated grading, reduced teacher observation, and fewer opportunities for classroom-level behavioral indicators, the PASH framework implies a weakened Conscientiousness estimate; the present meta-analytic estimate is consistent with this expectation, though the magnitude of attenuation (Δr ≈ .04–.10 depending on benchmark) is at or near the replicability threshold documented by Zell and Lesick (2022) for second-order meta-analyses. Further replication with larger </w:t>
       </w:r>
       <w:r>
         <w:rPr>
@@ -5975,7 +6063,7 @@
           <w:rFonts w:ascii="Times New Roman" w:hAnsi="Times New Roman" w:eastAsia="Times New Roman"/>
           <w:sz w:val="24"/>
         </w:rPr>
-        <w:t xml:space="preserve"> &lt; .001), contributes a more nuanced descriptive picture of how social presence and cultural context appear to moderate personality-achievement associations. We emphasise that both subgroup contrasts are based on a very small number of studies per level (in some cases two to three) and that the same small set of studies enters both contrasts; the contrasts should therefore be read as exploratory descriptive patterns rather than as confirmatory tests of interaction. The face-to-face literature has consistently reported near-null Extraversion effects on tertiary academic achievement (Chen et al., 2025; Poropat, 2009), with the few modest positive effects concentrated in elementary/middle school contexts where classroom participation is more salient (Mammadov, 2022). In online environments, the present primary estimate converges with this face-to-face pattern but appears to decompose into a negative effect in Asian samples and objective outcomes and a positive effect in self-rated outcomes. This pattern is consistent with two exploratory hypotheses — (a) that extraverts may be disadvantaged in collectivistic online contexts where social interaction is most constrained, and (b) that self-rated performance may be subject to an extraversion-linked self-enhancement bias — but the present evidence base is too small to discriminate between these explanations and alternative explanations (sampling, instrument, or outcome-domain confounds). The descriptive Outcome-Type contrast is a potentially useful methodological observation, in that it suggests prior single-outcome studies may have produced divergent Extraversion estimates partly because they differentially sampled objective vs. self-rated indicators; this descriptive pattern would, however, need confirmation in primary research that simultaneously collects both outcome types within the same learners. The descriptive pattern is directionally consistent with person-environment fit models of personality expression in technology-mediated contexts and with self-enhancement models of self-report methodology (Paulhus, 1998), but cannot by itself be taken as evidence for either model.</w:t>
+        <w:t xml:space="preserve"> &lt; .001), contributes a more nuanced descriptive picture of how social presence and cultural context appear to moderate personality-achievement associations. We emphasise that both subgroup contrasts are based on a very small number of studies per level (in some cases two to three) and that the same small set of studies enters both contrasts; the contrasts should therefore be read as exploratory descriptive patterns rather than as confirmatory tests of interaction. The face-to-face literature has consistently reported near-null Extraversion–achievement associations at the tertiary level (Chen et al., 2025; Poropat, 2009), with the few modest positive effects concentrated in elementary/middle school contexts where classroom participation is more salient (Mammadov, 2022). In online environments, the present primary estimate converges with this face-to-face pattern but appears to decompose into a negative effect in Asian samples and objective outcomes and a positive effect in self-rated outcomes. This pattern is consistent with two exploratory hypotheses — (a) that extraverts may be disadvantaged in collectivistic online contexts where social interaction is most constrained, and (b) that self-rated performance may be subject to an extraversion-linked self-enhancement bias — but the present evidence base is too small to discriminate between these explanations and alternative explanations (sampling, instrument, or outcome-domain confounds). The descriptive Outcome-Type contrast is a potentially useful methodological observation, in that it suggests prior single-outcome studies may have produced divergent Extraversion estimates partly because they differentially sampled objective vs. self-rated indicators; this descriptive pattern would, however, need confirmation in primary research that simultaneously collects both outcome types within the same learners. The descriptive pattern is directionally consistent with person-environment fit models of personality expression in technology-mediated contexts and with self-enhancement models of self-report methodology (Paulhus, 1998), but cannot by itself be taken as evidence for either model.</w:t>
       </w:r>
     </w:p>
     <w:p>
@@ -6145,7 +6233,7 @@
         <w:spacing w:line="480" w:lineRule="auto" w:before="0" w:after="0"/>
       </w:pPr>
       <w:r>
-        <w:t>Tentative Practical Implications</w:t>
+        <w:t>Hypotheses for Future Practical Testing</w:t>
       </w:r>
     </w:p>
     <w:p>
@@ -6158,7 +6246,7 @@
           <w:rFonts w:ascii="Times New Roman" w:hAnsi="Times New Roman" w:eastAsia="Times New Roman"/>
           <w:sz w:val="24"/>
         </w:rPr>
-        <w:t>We note up front that the practical implications below are best read as tentative working hypotheses rather than as actionable design or pedagogical recommendations. The exploratory achievement pool is small (</w:t>
+        <w:t>This subsection lists a small number of hypotheses for future practical testing that follow, directionally, from the mapped evidence. Every item below is framed as a hypothesis that requires empirical validation in independent primary research before being operationalised. The subsection is deliberately not framed as "practical implications" or "recommendations": the exploratory quantitative pool is small (</w:t>
       </w:r>
       <w:r>
         <w:rPr>
@@ -6173,7 +6261,7 @@
           <w:rFonts w:ascii="Times New Roman" w:hAnsi="Times New Roman" w:eastAsia="Times New Roman"/>
           <w:sz w:val="24"/>
         </w:rPr>
-        <w:t xml:space="preserve"> = 10), heterogeneity is moderate to high for most traits, prediction intervals cross zero for all traits except Conscientiousness, and the two moderator contrasts that drive the modality-related implications below rest on a very small number of studies per subgroup (in some cases two to three). Practitioners and educational technology developers should not use the present synthesis as a sole basis for design or instructional decisions, and any of the implications below should be validated against larger and more linguistically inclusive future syntheses before being operationalised.</w:t>
+        <w:t xml:space="preserve"> = 10), heterogeneity is moderate to high for most traits, prediction intervals cross zero for all traits except Conscientiousness, and the subgroup contrasts that motivate the modality-related hypotheses below rest on a very small number of studies per subgroup (in some cases two to three). Practitioners, instructional designers, and educational technology developers should not use the hypotheses below as a basis for design or instructional decisions until each has been tested and supported in adequately powered primary research.</w:t>
       </w:r>
     </w:p>
     <w:p>
@@ -6186,22 +6274,7 @@
           <w:rFonts w:ascii="Times New Roman" w:hAnsi="Times New Roman" w:eastAsia="Times New Roman"/>
           <w:sz w:val="24"/>
         </w:rPr>
-        <w:t>Subject to those caveats, the preserved (albeit slightly reduced) Conscientiousness effect (</w:t>
-      </w:r>
-      <w:r>
-        <w:rPr>
-          <w:rFonts w:ascii="Times New Roman" w:hAnsi="Times New Roman" w:eastAsia="Times New Roman"/>
-          <w:i/>
-          <w:sz w:val="24"/>
-        </w:rPr>
-        <w:t>r</w:t>
-      </w:r>
-      <w:r>
-        <w:rPr>
-          <w:rFonts w:ascii="Times New Roman" w:hAnsi="Times New Roman" w:eastAsia="Times New Roman"/>
-          <w:sz w:val="24"/>
-        </w:rPr>
-        <w:t xml:space="preserve"> = .167) is consistent with the broadly held expectation that features supporting self-regulated learning—structured scheduling tools, progress tracking, deadline reminders, and LMS engagement analytics—are likely to benefit learners who are lower in Conscientiousness. This is also the implication that draws on the most stable finding in the present synthesis (Conscientiousness is the only trait whose 95% prediction interval does not include zero), and is therefore the implication for which the present evidence base provides the least tentative support.</w:t>
+        <w:t>Hypothesis for future practical testing (HPT-1). Building on the observation that the Conscientiousness–achievement association is the only estimate in the present synthesis whose 95% prediction interval does not include zero, we hypothesise — for future empirical validation — that online-learning features that scaffold self-regulated learning (structured scheduling tools, progress tracking, deadline reminders, and LMS engagement analytics) are likely to correlate with achievement most strongly among learners who are lower in Conscientiousness. This hypothesis is the least tentative in the present synthesis, but is offered here as a hypothesis for future testing rather than as an actionable design recommendation.</w:t>
       </w:r>
     </w:p>
     <w:p>
@@ -6214,7 +6287,7 @@
           <w:rFonts w:ascii="Times New Roman" w:hAnsi="Times New Roman" w:eastAsia="Times New Roman"/>
           <w:sz w:val="24"/>
         </w:rPr>
-        <w:t>The exploratory subgroup finding that the Extraversion-achievement association is negative in Asian samples and in objective outcomes — and positive in non-Asian samples and in self-rated outcomes — may be hypothesised, on the present evidence, to imply that (a) intentional incorporation of synchronous elements in fully asynchronous Asian-context courses may partially restore the social channels through which extraverted learners express engagement, and (b) self-rated performance metrics in online contexts may be subject to extraversion-related self-enhancement and should be triangulated with objective indicators where possible. We emphasise, however, that the Region and Outcome-Type subgroup contrasts are based on as few as two studies per level on at least one side of the contrast; that the Asian subset includes Middle Eastern samples whose theoretical positioning relative to East Asian collectivism is debated; and that the English-language restriction means a non-trivial fraction of the underlying Asian-context literature was implicitly excluded. These implications should therefore be treated as exploratory leads for primary-research replication rather than as established practical guidance.</w:t>
+        <w:t>Hypothesis for future practical testing (HPT-2). Building on the descriptive Extraversion × Region and Extraversion × Outcome-Type subgroup contrasts — noting that both rest on as few as two studies per subgroup on at least one side and that the "Asian" subset includes Middle Eastern samples whose positioning relative to East Asian collectivism is debated — we hypothesise, for future empirical testing rather than as a design recommendation, that (a) intentional incorporation of synchronous elements in fully asynchronous online courses in collectivistic cultural contexts may partially restore social channels through which extraverted learners express engagement, and (b) self-rated performance metrics in online contexts may be susceptible to extraversion-related self-enhancement bias and should be triangulated with objective indicators. Both sub-hypotheses require validation in adequately powered primary research with fully specified cultural context and matched objective / self-rated outcomes; the English-language restriction of the present review means that a non-trivial fraction of the underlying non-English cultural-context literature was implicitly excluded, which further motivates the future-testing framing rather than any operational use of these sub-hypotheses.</w:t>
       </w:r>
     </w:p>
     <w:p>
@@ -6227,22 +6300,7 @@
           <w:rFonts w:ascii="Times New Roman" w:hAnsi="Times New Roman" w:eastAsia="Times New Roman"/>
           <w:sz w:val="24"/>
         </w:rPr>
-        <w:t>The larger-than-expected Agreeableness pooled estimate (</w:t>
-      </w:r>
-      <w:r>
-        <w:rPr>
-          <w:rFonts w:ascii="Times New Roman" w:hAnsi="Times New Roman" w:eastAsia="Times New Roman"/>
-          <w:i/>
-          <w:sz w:val="24"/>
-        </w:rPr>
-        <w:t>r</w:t>
-      </w:r>
-      <w:r>
-        <w:rPr>
-          <w:rFonts w:ascii="Times New Roman" w:hAnsi="Times New Roman" w:eastAsia="Times New Roman"/>
-          <w:sz w:val="24"/>
-        </w:rPr>
-        <w:t xml:space="preserve"> = .112) is driven primarily by a single Chinese MOOC sample (Yu, 2021); the pre-specified single-study leave-one-out sensitivity analysis showed that excluding this study substantially attenuates the Agreeableness effect. The Agreeableness finding is therefore one of the most fragile in the synthesis and should not, by itself, motivate cooperative-learning design recommendations. Convergent narrative evidence from other East Asian and Israeli studies is directionally consistent but not by itself sufficient to establish a robust cooperative-learning implication. The failure to support an amplified Openness effect suggests, tentatively, that exploration-oriented features of online environments do not currently translate into consistent achievement advantages for high-Openness learners — possibly reflecting the standardization of online assessment and the constrained range of exploration afforded by most institutional LMS platforms — but this null is itself based on a very small exploratory pool and should be revisited as the literature grows.</w:t>
+        <w:t>Hypothesis for future practical testing (HPT-3). Building on the fragile Agreeableness pooled estimate — driven primarily by a single Chinese MOOC sample (Yu, 2021) and appreciably attenuated in the single-study leave-one-out sensitivity analysis — we hypothesise, only for future empirical testing, that cooperative-learning designs in East Asian online contexts may correlate positively with achievement for high-Agreeableness learners. The estimate on which this hypothesis rests is the most fragile in the present synthesis and this hypothesis should not, by itself, motivate any cooperative-learning design recommendation. Convergent narrative evidence from other East Asian and Israeli studies is directionally consistent but not by itself sufficient to justify practical operationalisation. In parallel, and building on the failure to support an amplified Openness estimate, we tentatively hypothesise that exploration-oriented features of current institutional LMS platforms (novel digital tools, supplementary multimedia, flexible navigation) do not currently correlate with achievement gains for high-Openness learners at a detectable magnitude, possibly reflecting the standardisation of online assessment and the constrained range of exploration afforded by most institutional LMS platforms. Both sub-hypotheses are exploratory and are offered for future empirical testing rather than as actionable guidance.</w:t>
       </w:r>
     </w:p>
     <w:p>
@@ -6530,11 +6588,24 @@
           <w:rFonts w:ascii="Times New Roman" w:hAnsi="Times New Roman" w:eastAsia="Times New Roman"/>
           <w:sz w:val="24"/>
         </w:rPr>
-        <w:t>Several directions for future research emerge from the present findings. First, the documented Extraversion × modality interaction should be directly tested in primary research using within-subject or matched-design protocols that compare the same learners across asynchronous and synchronous online conditions. Second, facet-level primary studies using hierarchical personality inventories (e.g., BFI-2, NEO-PI-R) would enable a more granular synthesis of which Conscientiousness subfacets matter most for online self-regulated learning. Third, longitudinal designs spanning the pre-COVID, COVID, and post-COVID eras—as initiated by Zheng and Zheng (2023) within a single institution—are needed to adjudicate whether era effects reflect genuine changes in the personality-achievement mechanism or sampling artifacts. Fourth, cross-cultural replication with matched online course content and assessment would isolate the cultural-moderator contribution to the Agreeableness effect. Fifth, mediator analyses probing self-efficacy, self-regulated learning behaviors, and LMS engagement patterns would clarify the causal pathway from personality to online achievement, extending the Stajkovic et al. (2018) path-analytic framework to online contexts.</w:t>
+        <w:t>Several directions for future research emerge from the present findings. First, the described Extraversion × modality contrast should be directly tested in primary research using within-subject or matched-design protocols that compare the same learners across asynchronous and synchronous online conditions. Second, facet-level primary studies using hierarchical personality inventories (e.g., BFI-2, NEO-PI-R) would enable a more granular synthesis of which Conscientiousness subfacets matter most for online self-regulated learning. Third, longitudinal designs spanning the pre-COVID, COVID, and post-COVID eras—as initiated by Zheng and Zheng (2023) within a single institution—are needed to adjudicate whether era-level differences in the personality-achievement association reflect genuine changes in mechanism or sampling artifacts. Fourth, cross-cultural replication with matched online course content and assessment would isolate the cultural-moderator contribution to the Agreeableness estimate. Fifth, mediator analyses probing self-efficacy, self-regulated learning behaviors, and LMS engagement patterns would clarify the hypothesised association pathway between personality and online achievement, extending the Stajkovic et al. (2018) path-analytic framework to online contexts.</w:t>
       </w:r>
     </w:p>
     <w:p>
       <w:pPr>
+        <w:spacing w:line="480" w:lineRule="auto" w:before="0" w:after="0"/>
+        <w:ind w:firstLine="720"/>
+      </w:pPr>
+      <w:r>
+        <w:rPr>
+          <w:rFonts w:ascii="Times New Roman" w:hAnsi="Times New Roman" w:eastAsia="Times New Roman"/>
+          <w:sz w:val="24"/>
+        </w:rPr>
+        <w:t>Sixth, and building on a suggestion from the peer-review process, the academic discipline (or discipline group) in which online learning takes place should itself be treated as a candidate moderator in future syntheses. The scoping-retained studies of the present review span a heterogeneous mix of disciplines — including psychology, education, information technology and computing, health sciences, business, and mixed general-education contexts — but the number of studies per discipline is too small (typically one to three per discipline in the exploratory quantitative pool) to support a formal discipline-moderator analysis in the present synthesis. As the online-modality Big Five–achievement literature grows, a future update with a larger corpus should record the discipline of each included study as a first-order extraction field, test whether the Conscientiousness–achievement association differs between quantitatively demanding disciplines (e.g., STEM, computing) and less structured ones (e.g., humanities, general education), and test whether the Extraversion–achievement association differs between discipline groups whose online formats typically involve more or less peer interaction. Discipline should be recorded as an ordinal or categorical variable rather than as free text so that it can be pooled reliably across studies.</w:t>
+      </w:r>
+    </w:p>
+    <w:p>
+      <w:pPr>
         <w:pStyle w:val="Heading1"/>
         <w:spacing w:line="480" w:lineRule="auto" w:before="0" w:after="0"/>
       </w:pPr>
@@ -6567,7 +6638,7 @@
           <w:rFonts w:ascii="Times New Roman" w:hAnsi="Times New Roman" w:eastAsia="Times New Roman"/>
           <w:sz w:val="24"/>
         </w:rPr>
-        <w:t xml:space="preserve"> and with wide prediction intervals that include zero for most traits, the conclusions below are best read as tentative hypotheses to be tested in larger future syntheses rather than as established findings. The findings are broadly consistent with, but do not by themselves establish, an extension of the face-to-face pattern to online learning: Conscientiousness emerged as the most plausible positive predictor (</w:t>
+        <w:t xml:space="preserve"> and with wide prediction intervals that include zero for most traits, the conclusions below are best read as tentative hypotheses to be tested in larger future syntheses rather than as established findings. The findings are broadly consistent with, but do not by themselves establish, an extension of the face-to-face pattern to online learning: Conscientiousness emerged as the most plausible positive correlate (</w:t>
       </w:r>
       <w:r>
         <w:rPr>

--- a/metaanalysis/paper_v3_scoping/split/02_body.docx
+++ b/metaanalysis/paper_v3_scoping/split/02_body.docx
@@ -752,56 +752,69 @@
           <w:rFonts w:ascii="Times New Roman" w:hAnsi="Times New Roman" w:eastAsia="Times New Roman"/>
           <w:sz w:val="24"/>
         </w:rPr>
-        <w:t>Across these eight meta-analyses, a convergent picture emerges: Conscientiousness is the dominant correlate of academic achievement (</w:t>
-      </w:r>
-      <w:r>
-        <w:rPr>
-          <w:rFonts w:ascii="Times New Roman" w:hAnsi="Times New Roman" w:eastAsia="Times New Roman"/>
-          <w:i/>
-          <w:sz w:val="24"/>
-        </w:rPr>
-        <w:t>ρ</w:t>
-      </w:r>
-      <w:r>
-        <w:rPr>
-          <w:rFonts w:ascii="Times New Roman" w:hAnsi="Times New Roman" w:eastAsia="Times New Roman"/>
-          <w:sz w:val="24"/>
-        </w:rPr>
-        <w:t xml:space="preserve"> = .19 to .28), with Openness serving as a reliable secondary correlate (</w:t>
-      </w:r>
-      <w:r>
-        <w:rPr>
-          <w:rFonts w:ascii="Times New Roman" w:hAnsi="Times New Roman" w:eastAsia="Times New Roman"/>
-          <w:i/>
-          <w:sz w:val="24"/>
-        </w:rPr>
-        <w:t>ρ</w:t>
-      </w:r>
-      <w:r>
-        <w:rPr>
-          <w:rFonts w:ascii="Times New Roman" w:hAnsi="Times New Roman" w:eastAsia="Times New Roman"/>
-          <w:sz w:val="24"/>
-        </w:rPr>
-        <w:t xml:space="preserve"> = .07 to .21). Agreeableness exhibits small positive effects (</w:t>
-      </w:r>
-      <w:r>
-        <w:rPr>
-          <w:rFonts w:ascii="Times New Roman" w:hAnsi="Times New Roman" w:eastAsia="Times New Roman"/>
-          <w:i/>
-          <w:sz w:val="24"/>
-        </w:rPr>
-        <w:t>ρ</w:t>
-      </w:r>
-      <w:r>
-        <w:rPr>
-          <w:rFonts w:ascii="Times New Roman" w:hAnsi="Times New Roman" w:eastAsia="Times New Roman"/>
-          <w:sz w:val="24"/>
-        </w:rPr>
-        <w:t xml:space="preserve"> = .04 to .10), and Extraversion and Neuroticism are generally near zero in academic contexts, although both may show meaningful directional effects under specific moderators. Critically, however, none of these eight meta-analyses has tested learning modality—online, blended, face-to-face, or MOOC—as a moderator. The samples pooled in these syntheses were drawn almost entirely from traditional classroom contexts, or from contexts in which delivery modality was not reported.</w:t>
+        <w:t>A complementary theoretical lens is provided by Trait Activation Theory (Tett &amp; Burnett, 2003), which predicts that stable dispositional traits are expressed behaviourally only when the situation contains cues relevant to that trait. TAT complements PASH by shifting the theoretical question from "why is a trait captured by an outcome measure?" (PASH) to "why is a trait expressed at all in a given learning context?" (TAT). For the present scoping review, TAT motivates three concrete expectations that would otherwise remain descriptive. First, Extraversion should be less strongly associated with academic outcomes in asynchronous online contexts than in face-to-face contexts, because the social and participatory cues that activate extraverted study behaviour (classroom discussion, study groups, in-person feedback) are attenuated in asynchronous formats. Second, Conscientiousness should remain associated with achievement across modalities, because the structured-task cues that activate conscientious study behaviour (deadlines, assessments, syllabi) are preserved in online formats. Third, Agreeableness should be more strongly associated with achievement in online contexts whose formats reward cooperative behaviour (e.g., peer-graded assignments, collaborative MOOCs), particularly in cultural contexts where cooperation is normative. TAT is therefore used, alongside PASH, as the second theoretical anchor for the mapping priors in the present review.</w:t>
       </w:r>
     </w:p>
     <w:p>
       <w:pPr>
+        <w:spacing w:line="480" w:lineRule="auto" w:before="0" w:after="0"/>
+        <w:ind w:firstLine="720"/>
+      </w:pPr>
+      <w:r>
+        <w:rPr>
+          <w:rFonts w:ascii="Times New Roman" w:hAnsi="Times New Roman" w:eastAsia="Times New Roman"/>
+          <w:sz w:val="24"/>
+        </w:rPr>
+        <w:t>Across these eight meta-analyses, a convergent picture emerges: Conscientiousness is the dominant correlate of academic achievement (</w:t>
+      </w:r>
+      <w:r>
+        <w:rPr>
+          <w:rFonts w:ascii="Times New Roman" w:hAnsi="Times New Roman" w:eastAsia="Times New Roman"/>
+          <w:i/>
+          <w:sz w:val="24"/>
+        </w:rPr>
+        <w:t>ρ</w:t>
+      </w:r>
+      <w:r>
+        <w:rPr>
+          <w:rFonts w:ascii="Times New Roman" w:hAnsi="Times New Roman" w:eastAsia="Times New Roman"/>
+          <w:sz w:val="24"/>
+        </w:rPr>
+        <w:t xml:space="preserve"> = .19 to .28), with Openness serving as a reliable secondary correlate (</w:t>
+      </w:r>
+      <w:r>
+        <w:rPr>
+          <w:rFonts w:ascii="Times New Roman" w:hAnsi="Times New Roman" w:eastAsia="Times New Roman"/>
+          <w:i/>
+          <w:sz w:val="24"/>
+        </w:rPr>
+        <w:t>ρ</w:t>
+      </w:r>
+      <w:r>
+        <w:rPr>
+          <w:rFonts w:ascii="Times New Roman" w:hAnsi="Times New Roman" w:eastAsia="Times New Roman"/>
+          <w:sz w:val="24"/>
+        </w:rPr>
+        <w:t xml:space="preserve"> = .07 to .21). Agreeableness exhibits small positive effects (</w:t>
+      </w:r>
+      <w:r>
+        <w:rPr>
+          <w:rFonts w:ascii="Times New Roman" w:hAnsi="Times New Roman" w:eastAsia="Times New Roman"/>
+          <w:i/>
+          <w:sz w:val="24"/>
+        </w:rPr>
+        <w:t>ρ</w:t>
+      </w:r>
+      <w:r>
+        <w:rPr>
+          <w:rFonts w:ascii="Times New Roman" w:hAnsi="Times New Roman" w:eastAsia="Times New Roman"/>
+          <w:sz w:val="24"/>
+        </w:rPr>
+        <w:t xml:space="preserve"> = .04 to .10), and Extraversion and Neuroticism are generally near zero in academic contexts, although both may show meaningful directional effects under specific moderators. Critically, however, none of these eight meta-analyses has tested learning modality—online, blended, face-to-face, or MOOC—as a moderator. The samples pooled in these syntheses were drawn almost entirely from traditional classroom contexts, or from contexts in which delivery modality was not reported.</w:t>
+      </w:r>
+    </w:p>
+    <w:p>
+      <w:pPr>
         <w:pStyle w:val="Heading2"/>
         <w:spacing w:line="480" w:lineRule="auto" w:before="0" w:after="0"/>
       </w:pPr>
@@ -5885,7 +5898,7 @@
           <w:rFonts w:ascii="Times New Roman" w:hAnsi="Times New Roman" w:eastAsia="Times New Roman"/>
           <w:sz w:val="24"/>
         </w:rPr>
-        <w:t>The present findings carry several theoretical implications for the personality-achievement literature. First, the slightly reduced Conscientiousness effect in online environments (</w:t>
+        <w:t>The present findings carry several theoretical implications for the personality-achievement literature. First, the slightly reduced Conscientiousness association in online environments (</w:t>
       </w:r>
       <w:r>
         <w:rPr>
@@ -5915,22 +5928,7 @@
           <w:rFonts w:ascii="Times New Roman" w:hAnsi="Times New Roman" w:eastAsia="Times New Roman"/>
           <w:sz w:val="24"/>
         </w:rPr>
-        <w:t xml:space="preserve"> = .19–.28) provides preliminary support for the Personality-Achievement Saturation Hypothesis (PASH; Meyer et al., 2023), which posits that Conscientiousness is channeled into academic outcomes through behavioral signals visible to graders. In online environments with automated grading, reduced teacher observation, and fewer opportunities for classroom-level behavioral indicators, the PASH framework implies a weakened Conscientiousness estimate; the present meta-analytic estimate is consistent with this expectation, though the magnitude of attenuation (Δr ≈ .04–.10 depending on benchmark) is at or near the replicability threshold documented by Zell and Lesick (2022) for second-order meta-analyses. Further replication with larger </w:t>
-      </w:r>
-      <w:r>
-        <w:rPr>
-          <w:rFonts w:ascii="Times New Roman" w:hAnsi="Times New Roman" w:eastAsia="Times New Roman"/>
-          <w:i/>
-          <w:sz w:val="24"/>
-        </w:rPr>
-        <w:t>k</w:t>
-      </w:r>
-      <w:r>
-        <w:rPr>
-          <w:rFonts w:ascii="Times New Roman" w:hAnsi="Times New Roman" w:eastAsia="Times New Roman"/>
-          <w:sz w:val="24"/>
-        </w:rPr>
-        <w:t xml:space="preserve"> is warranted before attributing this attenuation exclusively to the PASH mechanism.</w:t>
+        <w:t xml:space="preserve"> = .19–.28) is directionally consistent with the Personality-Achievement Saturation Hypothesis (PASH; Meyer et al., 2023), which posits that Conscientiousness is channeled into academic outcomes through behavioral signals visible to graders. In online environments with automated grading, reduced teacher observation, and fewer opportunities for classroom-level behavioral indicators, the PASH framework implies a weakened Conscientiousness estimate; the present exploratory meta-analytic estimate is consistent with this expectation, though the magnitude of attenuation (Δr ≈ .04–.10 depending on benchmark) is at or near the replicability threshold documented by Zell and Lesick (2022) for second-order meta-analyses. Trait Activation Theory (Tett &amp; Burnett, 2003) offers a complementary account of the same descriptive pattern: the structured-task situational cues that activate conscientious study behaviour — deadlines, assessments, syllabus milestones — are preserved in online formats, which under TAT would imply relative preservation of the Conscientiousness association across modalities, whereas the interpersonal-observation cues emphasised by PASH are reduced online, which under PASH would imply attenuation. The descriptive pattern in the exploratory pool (preserved but attenuated Conscientiousness association) is directionally consistent with both accounts, and larger future syntheses will be needed to discriminate between them. The present extension of PASH to online-modality contexts is the present author's proposal and is not part of the original PASH formulation of Meyer et al. (2023).</w:t>
       </w:r>
     </w:p>
     <w:p>
@@ -6063,7 +6061,7 @@
           <w:rFonts w:ascii="Times New Roman" w:hAnsi="Times New Roman" w:eastAsia="Times New Roman"/>
           <w:sz w:val="24"/>
         </w:rPr>
-        <w:t xml:space="preserve"> &lt; .001), contributes a more nuanced descriptive picture of how social presence and cultural context appear to moderate personality-achievement associations. We emphasise that both subgroup contrasts are based on a very small number of studies per level (in some cases two to three) and that the same small set of studies enters both contrasts; the contrasts should therefore be read as exploratory descriptive patterns rather than as confirmatory tests of interaction. The face-to-face literature has consistently reported near-null Extraversion–achievement associations at the tertiary level (Chen et al., 2025; Poropat, 2009), with the few modest positive effects concentrated in elementary/middle school contexts where classroom participation is more salient (Mammadov, 2022). In online environments, the present primary estimate converges with this face-to-face pattern but appears to decompose into a negative effect in Asian samples and objective outcomes and a positive effect in self-rated outcomes. This pattern is consistent with two exploratory hypotheses — (a) that extraverts may be disadvantaged in collectivistic online contexts where social interaction is most constrained, and (b) that self-rated performance may be subject to an extraversion-linked self-enhancement bias — but the present evidence base is too small to discriminate between these explanations and alternative explanations (sampling, instrument, or outcome-domain confounds). The descriptive Outcome-Type contrast is a potentially useful methodological observation, in that it suggests prior single-outcome studies may have produced divergent Extraversion estimates partly because they differentially sampled objective vs. self-rated indicators; this descriptive pattern would, however, need confirmation in primary research that simultaneously collects both outcome types within the same learners. The descriptive pattern is directionally consistent with person-environment fit models of personality expression in technology-mediated contexts and with self-enhancement models of self-report methodology (Paulhus, 1998), but cannot by itself be taken as evidence for either model.</w:t>
+        <w:t xml:space="preserve"> &lt; .001), contributes a more nuanced descriptive picture of how social presence and cultural context appear to moderate personality-achievement associations. We emphasise that both subgroup contrasts are based on a very small number of studies per level (in some cases two to three) and that the same small set of studies enters both contrasts; the contrasts should therefore be read as exploratory descriptive patterns rather than as confirmatory tests of interaction. The face-to-face literature has consistently reported near-null Extraversion–achievement associations at the tertiary level (Chen et al., 2025; Poropat, 2009), with the few modest positive effects concentrated in elementary/middle school contexts where classroom participation is more salient (Mammadov, 2022). In online environments, the present primary estimate converges with this face-to-face pattern but appears to decompose into a negative effect in Asian samples and objective outcomes and a positive effect in self-rated outcomes. This pattern is consistent with two exploratory hypotheses — (a) that extraverts may be disadvantaged in collectivistic online contexts where social interaction is most constrained, and (b) that self-rated performance may be subject to an extraversion-linked self-enhancement bias — but the present evidence base is too small to discriminate between these explanations and alternative explanations (sampling, instrument, or outcome-domain confounds). The descriptive Outcome-Type contrast is a potentially useful methodological observation, in that it suggests prior single-outcome studies may have produced divergent Extraversion estimates partly because they differentially sampled objective vs. self-rated indicators; this descriptive pattern would, however, need confirmation in primary research that simultaneously collects both outcome types within the same learners. The descriptive pattern is directionally consistent with person-environment fit models of personality expression in technology-mediated contexts and with self-enhancement models of self-report methodology (Paulhus, 1998), but cannot by itself be taken as evidence for either model. Under Trait Activation Theory (Tett &amp; Burnett, 2003), the descriptive Region contrast is broadly consistent with the expectation that the social and participatory situational cues that activate extraverted engagement (classroom-style discussion, spontaneous peer interaction) are more attenuated in asynchronous online formats in cultural contexts where classroom discussion is less normative to begin with; and the descriptive Outcome-Type contrast is consistent with the TAT-adjacent expectation that self-report situations activate self-presentation cues for extraverts more strongly than objective testing situations do. As emphasised above, TAT is used here to organise the descriptive pattern rather than as a confirmatory test.</w:t>
       </w:r>
     </w:p>
     <w:p>
@@ -8493,34 +8491,6 @@
           <w:sz w:val="24"/>
         </w:rPr>
         <w:t>, 66–76. https://doi.org/10.1016/j.paid.2014.07.011</w:t>
-      </w:r>
-    </w:p>
-    <w:p>
-      <w:pPr>
-        <w:spacing w:line="480" w:lineRule="auto" w:before="0" w:after="0"/>
-        <w:ind w:left="720" w:hanging="720"/>
-      </w:pPr>
-      <w:r>
-        <w:rPr>
-          <w:rFonts w:ascii="Times New Roman" w:hAnsi="Times New Roman" w:eastAsia="Times New Roman"/>
-          <w:sz w:val="24"/>
-        </w:rPr>
-        <w:t xml:space="preserve">Viechtbauer, W. (2010). Conducting meta-analyses in R with the metafor package. </w:t>
-      </w:r>
-      <w:r>
-        <w:rPr>
-          <w:rFonts w:ascii="Times New Roman" w:hAnsi="Times New Roman" w:eastAsia="Times New Roman"/>
-          <w:i/>
-          <w:sz w:val="24"/>
-        </w:rPr>
-        <w:t>Journal of Statistical Software, 36</w:t>
-      </w:r>
-      <w:r>
-        <w:rPr>
-          <w:rFonts w:ascii="Times New Roman" w:hAnsi="Times New Roman" w:eastAsia="Times New Roman"/>
-          <w:sz w:val="24"/>
-        </w:rPr>
-        <w:t>(3), 1–48. https://doi.org/10.18637/jss.v036.i03</w:t>
       </w:r>
     </w:p>
     <w:p>
